--- a/Interview notes/Interview_Master.docx
+++ b/Interview notes/Interview_Master.docx
@@ -553,7 +553,6 @@
         <w:t xml:space="preserve">. He said he noticed the box with </w:t>
       </w:r>
       <w:bookmarkStart w:id="5" w:name="_Int_O2ITUZzw"/>
-      <w:proofErr w:type="gramStart"/>
       <w:r>
         <w:rPr>
           <w:rStyle w:val="s3"/>
@@ -562,7 +561,6 @@
         <w:t>all of</w:t>
       </w:r>
       <w:bookmarkEnd w:id="5"/>
-      <w:proofErr w:type="gramEnd"/>
       <w:r>
         <w:rPr>
           <w:rStyle w:val="s3"/>
@@ -944,23 +942,7 @@
           <w:rStyle w:val="s3"/>
           <w:rFonts w:ascii="Times New Roman" w:eastAsia="Times New Roman" w:hAnsi="Times New Roman"/>
         </w:rPr>
-        <w:t xml:space="preserve">He said not really because he </w:t>
-      </w:r>
-      <w:proofErr w:type="spellStart"/>
-      <w:r>
-        <w:rPr>
-          <w:rStyle w:val="s3"/>
-          <w:rFonts w:ascii="Times New Roman" w:eastAsia="Times New Roman" w:hAnsi="Times New Roman"/>
-        </w:rPr>
-        <w:t>didnt</w:t>
-      </w:r>
-      <w:proofErr w:type="spellEnd"/>
-      <w:r>
-        <w:rPr>
-          <w:rStyle w:val="s3"/>
-          <w:rFonts w:ascii="Times New Roman" w:eastAsia="Times New Roman" w:hAnsi="Times New Roman"/>
-        </w:rPr>
-        <w:t xml:space="preserve"> know much about Katherine Johnson to begin with</w:t>
+        <w:t>He said not really because he didnt know much about Katherine Johnson to begin with</w:t>
       </w:r>
       <w:r>
         <w:rPr>
@@ -1151,17 +1133,8 @@
           <w:rStyle w:val="s3"/>
           <w:rFonts w:ascii="Times New Roman" w:eastAsia="Times New Roman" w:hAnsi="Times New Roman"/>
         </w:rPr>
-        <w:t xml:space="preserve">He tried to download </w:t>
-      </w:r>
-      <w:proofErr w:type="gramStart"/>
-      <w:r>
-        <w:rPr>
-          <w:rStyle w:val="s3"/>
-          <w:rFonts w:ascii="Times New Roman" w:eastAsia="Times New Roman" w:hAnsi="Times New Roman"/>
-        </w:rPr>
-        <w:t>both of the files</w:t>
-      </w:r>
-      <w:proofErr w:type="gramEnd"/>
+        <w:t>He tried to download both of the files</w:t>
+      </w:r>
       <w:r>
         <w:rPr>
           <w:rStyle w:val="s3"/>
@@ -1315,23 +1288,7 @@
           <w:rStyle w:val="s3"/>
           <w:rFonts w:ascii="Times New Roman" w:eastAsia="Times New Roman" w:hAnsi="Times New Roman"/>
         </w:rPr>
-        <w:t xml:space="preserve">He said </w:t>
-      </w:r>
-      <w:proofErr w:type="gramStart"/>
-      <w:r>
-        <w:rPr>
-          <w:rStyle w:val="s3"/>
-          <w:rFonts w:ascii="Times New Roman" w:eastAsia="Times New Roman" w:hAnsi="Times New Roman"/>
-        </w:rPr>
-        <w:t>not</w:t>
-      </w:r>
-      <w:proofErr w:type="gramEnd"/>
-      <w:r>
-        <w:rPr>
-          <w:rStyle w:val="s3"/>
-          <w:rFonts w:ascii="Times New Roman" w:eastAsia="Times New Roman" w:hAnsi="Times New Roman"/>
-        </w:rPr>
-        <w:t xml:space="preserve"> really other than just fixing the download links that </w:t>
+        <w:t xml:space="preserve">He said not really other than just fixing the download links that </w:t>
       </w:r>
       <w:bookmarkStart w:id="12" w:name="_Int_FPleHFcO"/>
       <w:r>
@@ -1517,23 +1474,7 @@
           <w:rStyle w:val="s1"/>
           <w:rFonts w:ascii="Times New Roman" w:eastAsia="Times New Roman" w:hAnsi="Times New Roman"/>
         </w:rPr>
-        <w:t xml:space="preserve">Great. </w:t>
-      </w:r>
-      <w:proofErr w:type="gramStart"/>
-      <w:r>
-        <w:rPr>
-          <w:rStyle w:val="s1"/>
-          <w:rFonts w:ascii="Times New Roman" w:eastAsia="Times New Roman" w:hAnsi="Times New Roman"/>
-        </w:rPr>
-        <w:t>So</w:t>
-      </w:r>
-      <w:proofErr w:type="gramEnd"/>
-      <w:r>
-        <w:rPr>
-          <w:rStyle w:val="s1"/>
-          <w:rFonts w:ascii="Times New Roman" w:eastAsia="Times New Roman" w:hAnsi="Times New Roman"/>
-        </w:rPr>
-        <w:t xml:space="preserve"> I have some questions about this website in general.</w:t>
+        <w:t>Great. So I have some questions about this website in general.</w:t>
       </w:r>
     </w:p>
     <w:p>
@@ -1880,7 +1821,6 @@
         <w:t xml:space="preserve"> the </w:t>
       </w:r>
       <w:bookmarkStart w:id="14" w:name="_Int_DYeFBrjX"/>
-      <w:proofErr w:type="gramStart"/>
       <w:r>
         <w:rPr>
           <w:rStyle w:val="s1"/>
@@ -1889,7 +1829,6 @@
         <w:t>participant</w:t>
       </w:r>
       <w:bookmarkEnd w:id="14"/>
-      <w:proofErr w:type="gramEnd"/>
       <w:r>
         <w:rPr>
           <w:rStyle w:val="s1"/>
@@ -1942,6 +1881,7 @@
         <w:pStyle w:val="li1"/>
         <w:ind w:left="1440"/>
         <w:rPr>
+          <w:rStyle w:val="s3"/>
           <w:rFonts w:ascii="Times New Roman" w:eastAsia="Times New Roman" w:hAnsi="Times New Roman"/>
         </w:rPr>
       </w:pPr>
@@ -1952,6 +1892,94 @@
         </w:rPr>
         <w:t>I showed him my notes and asked him if each section was accurate while giving him time to look over it.</w:t>
       </w:r>
+    </w:p>
+    <w:p>
+      <w:pPr>
+        <w:pStyle w:val="li1"/>
+        <w:ind w:left="1440"/>
+        <w:rPr>
+          <w:rStyle w:val="s3"/>
+          <w:rFonts w:ascii="Times New Roman" w:eastAsia="Times New Roman" w:hAnsi="Times New Roman"/>
+        </w:rPr>
+      </w:pPr>
+    </w:p>
+    <w:p>
+      <w:pPr>
+        <w:pStyle w:val="li1"/>
+        <w:ind w:left="1440"/>
+        <w:rPr>
+          <w:rStyle w:val="s3"/>
+          <w:rFonts w:ascii="Times New Roman" w:eastAsia="Times New Roman" w:hAnsi="Times New Roman"/>
+        </w:rPr>
+      </w:pPr>
+      <w:r>
+        <w:rPr>
+          <w:rStyle w:val="s3"/>
+          <w:rFonts w:ascii="Times New Roman" w:eastAsia="Times New Roman" w:hAnsi="Times New Roman"/>
+        </w:rPr>
+        <w:t>Summary:</w:t>
+      </w:r>
+    </w:p>
+    <w:p>
+      <w:pPr>
+        <w:pStyle w:val="li1"/>
+        <w:ind w:left="1440"/>
+        <w:rPr>
+          <w:rStyle w:val="s3"/>
+          <w:rFonts w:ascii="Times New Roman" w:eastAsia="Times New Roman" w:hAnsi="Times New Roman"/>
+        </w:rPr>
+      </w:pPr>
+      <w:r>
+        <w:rPr>
+          <w:rStyle w:val="s3"/>
+          <w:rFonts w:ascii="Times New Roman" w:eastAsia="Times New Roman" w:hAnsi="Times New Roman"/>
+        </w:rPr>
+        <w:t xml:space="preserve">I showed him the website, and </w:t>
+      </w:r>
+      <w:r>
+        <w:rPr>
+          <w:rStyle w:val="s3"/>
+          <w:rFonts w:ascii="Times New Roman" w:eastAsia="Times New Roman" w:hAnsi="Times New Roman"/>
+        </w:rPr>
+        <w:t xml:space="preserve">prompted </w:t>
+      </w:r>
+      <w:r>
+        <w:rPr>
+          <w:rStyle w:val="s3"/>
+          <w:rFonts w:ascii="Times New Roman" w:eastAsia="Times New Roman" w:hAnsi="Times New Roman"/>
+        </w:rPr>
+        <w:t xml:space="preserve">him to try and navigate </w:t>
+      </w:r>
+      <w:r>
+        <w:rPr>
+          <w:rStyle w:val="s3"/>
+          <w:rFonts w:ascii="Times New Roman" w:eastAsia="Times New Roman" w:hAnsi="Times New Roman"/>
+        </w:rPr>
+        <w:t>the website and let him look through all of the parts.</w:t>
+      </w:r>
+      <w:r>
+        <w:rPr>
+          <w:rStyle w:val="s3"/>
+          <w:rFonts w:ascii="Times New Roman" w:eastAsia="Times New Roman" w:hAnsi="Times New Roman"/>
+        </w:rPr>
+        <w:t xml:space="preserve"> After looking at the whole website, he said it was good, and </w:t>
+      </w:r>
+      <w:r>
+        <w:rPr>
+          <w:rStyle w:val="s3"/>
+          <w:rFonts w:ascii="Times New Roman" w:eastAsia="Times New Roman" w:hAnsi="Times New Roman"/>
+        </w:rPr>
+        <w:t>said we just needed to add a home button, and fix the broken inks and add a better color scheme and improve the overall UI.</w:t>
+      </w:r>
+    </w:p>
+    <w:p>
+      <w:pPr>
+        <w:pStyle w:val="li1"/>
+        <w:ind w:left="1440"/>
+        <w:rPr>
+          <w:rFonts w:ascii="Times New Roman" w:eastAsia="Times New Roman" w:hAnsi="Times New Roman"/>
+        </w:rPr>
+      </w:pPr>
     </w:p>
     <w:p>
       <w:pPr>
@@ -2143,8 +2171,420 @@
       </w:r>
     </w:p>
     <w:p>
-      <w:pPr>
-        <w:pStyle w:val="li1"/>
+      <w:r>
+        <w:t>5/11/26</w:t>
+      </w:r>
+    </w:p>
+    <w:p>
+      <w:r>
+        <w:t>2:00 PM</w:t>
+      </w:r>
+    </w:p>
+    <w:p>
+      <w:r>
+        <w:t>Fishers High School</w:t>
+      </w:r>
+    </w:p>
+    <w:p>
+      <w:r>
+        <w:t>Oliver</w:t>
+      </w:r>
+    </w:p>
+    <w:p>
+      <w:r>
+        <w:t>Friend</w:t>
+      </w:r>
+    </w:p>
+    <w:p/>
+    <w:p>
+      <w:r>
+        <w:rPr>
+          <w:b/>
+          <w:bCs/>
+        </w:rPr>
+        <w:t>First Task:</w:t>
+      </w:r>
+      <w:r>
+        <w:t xml:space="preserve"> Find who made this website.</w:t>
+      </w:r>
+    </w:p>
+    <w:p>
+      <w:r>
+        <w:t>He clicked on the team tab in the top left and saw all of our names.</w:t>
+      </w:r>
+    </w:p>
+    <w:p>
+      <w:r>
+        <w:t>Claimed it took him no time at all to locate the tab and navigate to the page.</w:t>
+      </w:r>
+    </w:p>
+    <w:p/>
+    <w:p>
+      <w:r>
+        <w:rPr>
+          <w:b/>
+          <w:bCs/>
+        </w:rPr>
+        <w:t xml:space="preserve">Second Task: </w:t>
+      </w:r>
+      <w:r>
+        <w:t xml:space="preserve">How would you learn more about the innovator? </w:t>
+      </w:r>
+    </w:p>
+    <w:p>
+      <w:r>
+        <w:lastRenderedPageBreak/>
+        <w:t>He stated that there was an innovator tab also in the top left, which he clicked on and went to the page.</w:t>
+      </w:r>
+    </w:p>
+    <w:p>
+      <w:r>
+        <w:t>Claimed it took again no time at all to locate and navigate to this page.</w:t>
+      </w:r>
+    </w:p>
+    <w:p>
+      <w:pPr>
+        <w:rPr>
+          <w:b/>
+          <w:bCs/>
+        </w:rPr>
+      </w:pPr>
+      <w:r>
+        <w:rPr>
+          <w:b/>
+          <w:bCs/>
+        </w:rPr>
+        <w:t xml:space="preserve">Let’s Take a Moment: </w:t>
+      </w:r>
+    </w:p>
+    <w:p>
+      <w:pPr>
+        <w:pStyle w:val="ListParagraph"/>
+        <w:numPr>
+          <w:ilvl w:val="0"/>
+          <w:numId w:val="12"/>
+        </w:numPr>
+      </w:pPr>
+      <w:r>
+        <w:t>Who is this innovator?</w:t>
+      </w:r>
+    </w:p>
+    <w:p>
+      <w:r>
+        <w:t>He answered with Katherine Johnson who is the correct innovator.</w:t>
+      </w:r>
+    </w:p>
+    <w:p>
+      <w:r>
+        <w:t>Claimed he found it and the very top of the innovator tab which he previously clicked on.</w:t>
+      </w:r>
+    </w:p>
+    <w:p>
+      <w:r>
+        <w:t>Had a bit of a harder time finding what she was known for, but after skimming the biography came to the conclusion that she was a computer scientist.</w:t>
+      </w:r>
+    </w:p>
+    <w:p>
+      <w:pPr>
+        <w:pStyle w:val="ListParagraph"/>
+        <w:numPr>
+          <w:ilvl w:val="0"/>
+          <w:numId w:val="12"/>
+        </w:numPr>
+        <w:rPr>
+          <w:b/>
+          <w:bCs/>
+        </w:rPr>
+      </w:pPr>
+      <w:r>
+        <w:t>What is most memorable about this innovator?</w:t>
+      </w:r>
+    </w:p>
+    <w:p>
+      <w:r>
+        <w:t>He answered with her being a colored woman in a men’s field and she found major success in that field.</w:t>
+      </w:r>
+    </w:p>
+    <w:p>
+      <w:pPr>
+        <w:pStyle w:val="ListParagraph"/>
+        <w:numPr>
+          <w:ilvl w:val="0"/>
+          <w:numId w:val="12"/>
+        </w:numPr>
+        <w:rPr>
+          <w:b/>
+          <w:bCs/>
+        </w:rPr>
+      </w:pPr>
+      <w:r>
+        <w:t>Is there anything else you would want to know about their contribution?</w:t>
+      </w:r>
+    </w:p>
+    <w:p>
+      <w:r>
+        <w:t>He answered with no, claiming everything he wanted to know appeared to be on the tab already.</w:t>
+      </w:r>
+    </w:p>
+    <w:p>
+      <w:pPr>
+        <w:pStyle w:val="ListParagraph"/>
+        <w:numPr>
+          <w:ilvl w:val="0"/>
+          <w:numId w:val="12"/>
+        </w:numPr>
+        <w:rPr>
+          <w:b/>
+          <w:bCs/>
+        </w:rPr>
+      </w:pPr>
+      <w:r>
+        <w:t>How can we improve how we present information about this innovator?</w:t>
+      </w:r>
+    </w:p>
+    <w:p>
+      <w:pPr>
+        <w:ind w:left="360"/>
+      </w:pPr>
+      <w:r>
+        <w:t>He answered with saying that he recommended possibly adding more photos of the innovator along with centering the bottom text boxes better.</w:t>
+      </w:r>
+    </w:p>
+    <w:p>
+      <w:pPr>
+        <w:ind w:left="360"/>
+      </w:pPr>
+    </w:p>
+    <w:p>
+      <w:r>
+        <w:rPr>
+          <w:b/>
+          <w:bCs/>
+        </w:rPr>
+        <w:t xml:space="preserve">Third Task: </w:t>
+      </w:r>
+      <w:r>
+        <w:t>How would you learn more about how the website was created?</w:t>
+      </w:r>
+    </w:p>
+    <w:p>
+      <w:r>
+        <w:t>He clicked on the process tab at in the top left.</w:t>
+      </w:r>
+    </w:p>
+    <w:p>
+      <w:r>
+        <w:t>He claimed that this tab was also very easy to navigate to, and also noted that he found complete project boxes with their respective links and also blank project boxes that stated they were “coming soon”.</w:t>
+      </w:r>
+    </w:p>
+    <w:p/>
+    <w:p>
+      <w:pPr>
+        <w:pStyle w:val="ListParagraph"/>
+        <w:numPr>
+          <w:ilvl w:val="0"/>
+          <w:numId w:val="13"/>
+        </w:numPr>
+        <w:rPr>
+          <w:b/>
+          <w:bCs/>
+        </w:rPr>
+      </w:pPr>
+      <w:r>
+        <w:t>Do you have any recommendations for improving how the process is documented?</w:t>
+      </w:r>
+    </w:p>
+    <w:p>
+      <w:r>
+        <w:t>He answered with no and claimed everything was neatly organized.</w:t>
+      </w:r>
+    </w:p>
+    <w:p/>
+    <w:p>
+      <w:r>
+        <w:rPr>
+          <w:b/>
+          <w:bCs/>
+        </w:rPr>
+        <w:t xml:space="preserve">Fourth Task: </w:t>
+      </w:r>
+      <w:r>
+        <w:t>How would you get back to the page we started on?</w:t>
+      </w:r>
+    </w:p>
+    <w:p>
+      <w:r>
+        <w:lastRenderedPageBreak/>
+        <w:t>He used the web browsers built in back arrow to go back through all the slides to the home page.</w:t>
+      </w:r>
+    </w:p>
+    <w:p>
+      <w:r>
+        <w:t>Stated that this was a flaw on the website because it was impractical and suggested we add a home tab to the navigation bar to make it more efficient.</w:t>
+      </w:r>
+    </w:p>
+    <w:p>
+      <w:r>
+        <w:rPr>
+          <w:b/>
+          <w:bCs/>
+        </w:rPr>
+        <w:t xml:space="preserve">Some Questions: </w:t>
+      </w:r>
+    </w:p>
+    <w:p>
+      <w:pPr>
+        <w:pStyle w:val="ListParagraph"/>
+        <w:numPr>
+          <w:ilvl w:val="0"/>
+          <w:numId w:val="14"/>
+        </w:numPr>
+        <w:rPr>
+          <w:b/>
+          <w:bCs/>
+        </w:rPr>
+      </w:pPr>
+      <w:r>
+        <w:t>What are your first impressions of the website’s design?</w:t>
+      </w:r>
+    </w:p>
+    <w:p>
+      <w:r>
+        <w:t>He answered by saying that despite it being very simple, it looked good and was easy to navigate.</w:t>
+      </w:r>
+    </w:p>
+    <w:p>
+      <w:pPr>
+        <w:pStyle w:val="ListParagraph"/>
+        <w:numPr>
+          <w:ilvl w:val="0"/>
+          <w:numId w:val="14"/>
+        </w:numPr>
+        <w:rPr>
+          <w:b/>
+          <w:bCs/>
+        </w:rPr>
+      </w:pPr>
+      <w:r>
+        <w:t>Were there any elements of the site that you found confusing or difficult to use?</w:t>
+      </w:r>
+    </w:p>
+    <w:p>
+      <w:r>
+        <w:t>He answered with no, stating again its overall simplicity.</w:t>
+      </w:r>
+    </w:p>
+    <w:p>
+      <w:pPr>
+        <w:pStyle w:val="ListParagraph"/>
+        <w:numPr>
+          <w:ilvl w:val="0"/>
+          <w:numId w:val="14"/>
+        </w:numPr>
+        <w:rPr>
+          <w:b/>
+          <w:bCs/>
+        </w:rPr>
+      </w:pPr>
+      <w:r>
+        <w:t>Is there anything you would suggest to improve the site’s navigation?</w:t>
+      </w:r>
+    </w:p>
+    <w:p>
+      <w:r>
+        <w:t>He answered with his initial flaw, which was the need for the home tab, but he stated that other than that everything worked very well.</w:t>
+      </w:r>
+    </w:p>
+    <w:p>
+      <w:pPr>
+        <w:rPr>
+          <w:b/>
+          <w:bCs/>
+        </w:rPr>
+      </w:pPr>
+      <w:r>
+        <w:rPr>
+          <w:b/>
+          <w:bCs/>
+        </w:rPr>
+        <w:t>Closing:</w:t>
+      </w:r>
+    </w:p>
+    <w:p>
+      <w:pPr>
+        <w:rPr>
+          <w:b/>
+          <w:bCs/>
+        </w:rPr>
+      </w:pPr>
+      <w:r>
+        <w:rPr>
+          <w:b/>
+          <w:bCs/>
+        </w:rPr>
+        <w:t>Quick summary:</w:t>
+      </w:r>
+    </w:p>
+    <w:p>
+      <w:r>
+        <w:t>I presented to him our website on Katherine Johnson and gave him multiple tasks to complete to test the websites usability. He stated that most of it was very good and that it looked and worked well along with being simple. He added some of his feedback by pointing out some flaws that we could improve upon.</w:t>
+      </w:r>
+    </w:p>
+    <w:p>
+      <w:r>
+        <w:t>He stated that all of this was accurate.</w:t>
+      </w:r>
+    </w:p>
+    <w:p>
+      <w:pPr>
+        <w:pStyle w:val="ListParagraph"/>
+        <w:numPr>
+          <w:ilvl w:val="0"/>
+          <w:numId w:val="15"/>
+        </w:numPr>
+      </w:pPr>
+      <w:r>
+        <w:t>Is there anything else you would like to add or suggest about the website?</w:t>
+      </w:r>
+    </w:p>
+    <w:p>
+      <w:r>
+        <w:t>He answered no other than the addition of a home tab.</w:t>
+      </w:r>
+    </w:p>
+    <w:p/>
+    <w:p>
+      <w:r>
+        <w:t>End time: 2:10</w:t>
+      </w:r>
+    </w:p>
+    <w:p/>
+    <w:p>
+      <w:pPr>
+        <w:rPr>
+          <w:b/>
+          <w:bCs/>
+        </w:rPr>
+      </w:pPr>
+      <w:r>
+        <w:rPr>
+          <w:b/>
+          <w:bCs/>
+        </w:rPr>
+        <w:t>Overall:</w:t>
+      </w:r>
+    </w:p>
+    <w:p>
+      <w:r>
+        <w:t>I learned that the website has a clean simple look to it and is also very easy to navigate through and collect information from. I also learned that there are some minor flaws on the website that we can improve.</w:t>
+      </w:r>
+    </w:p>
+    <w:p>
+      <w:pPr>
+        <w:pStyle w:val="li1"/>
+        <w:tabs>
+          <w:tab w:val="left" w:pos="1050"/>
+        </w:tabs>
         <w:rPr>
           <w:rFonts w:ascii="Times New Roman" w:eastAsia="Times New Roman" w:hAnsi="Times New Roman"/>
         </w:rPr>
@@ -2281,6 +2721,12 @@
         <w:rPr>
           <w:rFonts w:ascii="Times New Roman" w:eastAsia="Times New Roman" w:hAnsi="Times New Roman"/>
         </w:rPr>
+        <w:t xml:space="preserve">home </w:t>
+      </w:r>
+      <w:r>
+        <w:rPr>
+          <w:rFonts w:ascii="Times New Roman" w:eastAsia="Times New Roman" w:hAnsi="Times New Roman"/>
+        </w:rPr>
         <w:t xml:space="preserve">button to </w:t>
       </w:r>
       <w:r>
@@ -2337,7 +2783,6 @@
         </w:rPr>
         <w:t xml:space="preserve">links on </w:t>
       </w:r>
-      <w:proofErr w:type="gramStart"/>
       <w:r>
         <w:rPr>
           <w:rFonts w:ascii="Times New Roman" w:eastAsia="Times New Roman" w:hAnsi="Times New Roman"/>
@@ -2350,7 +2795,6 @@
         </w:rPr>
         <w:t>(</w:t>
       </w:r>
-      <w:proofErr w:type="gramEnd"/>
       <w:r>
         <w:rPr>
           <w:rFonts w:ascii="Times New Roman" w:eastAsia="Times New Roman" w:hAnsi="Times New Roman"/>
@@ -2385,14 +2829,7 @@
         <w:rPr>
           <w:rFonts w:ascii="Times New Roman" w:eastAsia="Times New Roman" w:hAnsi="Times New Roman"/>
         </w:rPr>
-        <w:t xml:space="preserve">innovator </w:t>
-      </w:r>
-      <w:proofErr w:type="gramStart"/>
-      <w:r>
-        <w:rPr>
-          <w:rFonts w:ascii="Times New Roman" w:eastAsia="Times New Roman" w:hAnsi="Times New Roman"/>
-        </w:rPr>
-        <w:t>page</w:t>
+        <w:t>innovator page</w:t>
       </w:r>
       <w:r>
         <w:rPr>
@@ -2400,7 +2837,6 @@
         </w:rPr>
         <w:t>(</w:t>
       </w:r>
-      <w:proofErr w:type="gramEnd"/>
       <w:r>
         <w:rPr>
           <w:rFonts w:ascii="Times New Roman" w:eastAsia="Times New Roman" w:hAnsi="Times New Roman"/>
@@ -2423,6 +2859,60 @@
         <w:rPr>
           <w:rFonts w:ascii="Times New Roman" w:eastAsia="Times New Roman" w:hAnsi="Times New Roman"/>
         </w:rPr>
+        <w:t>Color scheme</w:t>
+      </w:r>
+    </w:p>
+    <w:p>
+      <w:pPr>
+        <w:pStyle w:val="li1"/>
+        <w:numPr>
+          <w:ilvl w:val="0"/>
+          <w:numId w:val="5"/>
+        </w:numPr>
+        <w:rPr>
+          <w:rFonts w:ascii="Times New Roman" w:eastAsia="Times New Roman" w:hAnsi="Times New Roman"/>
+        </w:rPr>
+      </w:pPr>
+      <w:r>
+        <w:rPr>
+          <w:rFonts w:ascii="Times New Roman" w:eastAsia="Times New Roman" w:hAnsi="Times New Roman"/>
+        </w:rPr>
+        <w:t>Center boxes on innovator page</w:t>
+      </w:r>
+    </w:p>
+    <w:p>
+      <w:pPr>
+        <w:pStyle w:val="li1"/>
+        <w:numPr>
+          <w:ilvl w:val="0"/>
+          <w:numId w:val="5"/>
+        </w:numPr>
+        <w:rPr>
+          <w:rFonts w:ascii="Times New Roman" w:eastAsia="Times New Roman" w:hAnsi="Times New Roman"/>
+        </w:rPr>
+      </w:pPr>
+      <w:r>
+        <w:rPr>
+          <w:rFonts w:ascii="Times New Roman" w:eastAsia="Times New Roman" w:hAnsi="Times New Roman"/>
+        </w:rPr>
+        <w:t>Getter appearance of home page and background picture</w:t>
+      </w:r>
+    </w:p>
+    <w:p>
+      <w:pPr>
+        <w:pStyle w:val="li1"/>
+        <w:numPr>
+          <w:ilvl w:val="0"/>
+          <w:numId w:val="5"/>
+        </w:numPr>
+        <w:rPr>
+          <w:rFonts w:ascii="Times New Roman" w:eastAsia="Times New Roman" w:hAnsi="Times New Roman"/>
+        </w:rPr>
+      </w:pPr>
+      <w:r>
+        <w:rPr>
+          <w:rFonts w:ascii="Times New Roman" w:eastAsia="Times New Roman" w:hAnsi="Times New Roman"/>
+        </w:rPr>
         <w:t xml:space="preserve">(Add any </w:t>
       </w:r>
       <w:r>
@@ -2461,7 +2951,6 @@
         </w:rPr>
         <w:t xml:space="preserve">interviewed </w:t>
       </w:r>
-      <w:proofErr w:type="gramStart"/>
       <w:r>
         <w:rPr>
           <w:rFonts w:ascii="Times New Roman" w:eastAsia="Times New Roman" w:hAnsi="Times New Roman"/>
@@ -2474,7 +2963,6 @@
         </w:rPr>
         <w:t>)...</w:t>
       </w:r>
-      <w:proofErr w:type="gramEnd"/>
     </w:p>
     <w:sectPr>
       <w:pgSz w:w="11906" w:h="16838"/>
@@ -2936,6 +3424,185 @@
     </w:lvl>
   </w:abstractNum>
   <w:abstractNum w:abstractNumId="3" w15:restartNumberingAfterBreak="0">
+    <w:nsid w:val="1C883FC1"/>
+    <w:multiLevelType w:val="hybridMultilevel"/>
+    <w:tmpl w:val="6FFEFDC4"/>
+    <w:lvl w:ilvl="0" w:tplc="FFFFFFFF">
+      <w:start w:val="1"/>
+      <w:numFmt w:val="decimal"/>
+      <w:lvlText w:val="%1."/>
+      <w:lvlJc w:val="left"/>
+      <w:pPr>
+        <w:ind w:left="720" w:hanging="360"/>
+      </w:pPr>
+      <w:rPr>
+        <w:rFonts w:hint="default"/>
+      </w:rPr>
+    </w:lvl>
+    <w:lvl w:ilvl="1" w:tplc="04090019" w:tentative="1">
+      <w:start w:val="1"/>
+      <w:numFmt w:val="lowerLetter"/>
+      <w:lvlText w:val="%2."/>
+      <w:lvlJc w:val="left"/>
+      <w:pPr>
+        <w:ind w:left="1440" w:hanging="360"/>
+      </w:pPr>
+    </w:lvl>
+    <w:lvl w:ilvl="2" w:tplc="0409001B" w:tentative="1">
+      <w:start w:val="1"/>
+      <w:numFmt w:val="lowerRoman"/>
+      <w:lvlText w:val="%3."/>
+      <w:lvlJc w:val="right"/>
+      <w:pPr>
+        <w:ind w:left="2160" w:hanging="180"/>
+      </w:pPr>
+    </w:lvl>
+    <w:lvl w:ilvl="3" w:tplc="0409000F" w:tentative="1">
+      <w:start w:val="1"/>
+      <w:numFmt w:val="decimal"/>
+      <w:lvlText w:val="%4."/>
+      <w:lvlJc w:val="left"/>
+      <w:pPr>
+        <w:ind w:left="2880" w:hanging="360"/>
+      </w:pPr>
+    </w:lvl>
+    <w:lvl w:ilvl="4" w:tplc="04090019" w:tentative="1">
+      <w:start w:val="1"/>
+      <w:numFmt w:val="lowerLetter"/>
+      <w:lvlText w:val="%5."/>
+      <w:lvlJc w:val="left"/>
+      <w:pPr>
+        <w:ind w:left="3600" w:hanging="360"/>
+      </w:pPr>
+    </w:lvl>
+    <w:lvl w:ilvl="5" w:tplc="0409001B" w:tentative="1">
+      <w:start w:val="1"/>
+      <w:numFmt w:val="lowerRoman"/>
+      <w:lvlText w:val="%6."/>
+      <w:lvlJc w:val="right"/>
+      <w:pPr>
+        <w:ind w:left="4320" w:hanging="180"/>
+      </w:pPr>
+    </w:lvl>
+    <w:lvl w:ilvl="6" w:tplc="0409000F" w:tentative="1">
+      <w:start w:val="1"/>
+      <w:numFmt w:val="decimal"/>
+      <w:lvlText w:val="%7."/>
+      <w:lvlJc w:val="left"/>
+      <w:pPr>
+        <w:ind w:left="5040" w:hanging="360"/>
+      </w:pPr>
+    </w:lvl>
+    <w:lvl w:ilvl="7" w:tplc="04090019" w:tentative="1">
+      <w:start w:val="1"/>
+      <w:numFmt w:val="lowerLetter"/>
+      <w:lvlText w:val="%8."/>
+      <w:lvlJc w:val="left"/>
+      <w:pPr>
+        <w:ind w:left="5760" w:hanging="360"/>
+      </w:pPr>
+    </w:lvl>
+    <w:lvl w:ilvl="8" w:tplc="0409001B" w:tentative="1">
+      <w:start w:val="1"/>
+      <w:numFmt w:val="lowerRoman"/>
+      <w:lvlText w:val="%9."/>
+      <w:lvlJc w:val="right"/>
+      <w:pPr>
+        <w:ind w:left="6480" w:hanging="180"/>
+      </w:pPr>
+    </w:lvl>
+  </w:abstractNum>
+  <w:abstractNum w:abstractNumId="4" w15:restartNumberingAfterBreak="0">
+    <w:nsid w:val="32EF499A"/>
+    <w:multiLevelType w:val="hybridMultilevel"/>
+    <w:tmpl w:val="5C5E015E"/>
+    <w:lvl w:ilvl="0" w:tplc="FFFFFFFF">
+      <w:start w:val="1"/>
+      <w:numFmt w:val="decimal"/>
+      <w:lvlText w:val="%1."/>
+      <w:lvlJc w:val="left"/>
+      <w:pPr>
+        <w:ind w:left="720" w:hanging="360"/>
+      </w:pPr>
+      <w:rPr>
+        <w:rFonts w:hint="default"/>
+        <w:b/>
+      </w:rPr>
+    </w:lvl>
+    <w:lvl w:ilvl="1" w:tplc="04090019" w:tentative="1">
+      <w:start w:val="1"/>
+      <w:numFmt w:val="lowerLetter"/>
+      <w:lvlText w:val="%2."/>
+      <w:lvlJc w:val="left"/>
+      <w:pPr>
+        <w:ind w:left="1440" w:hanging="360"/>
+      </w:pPr>
+    </w:lvl>
+    <w:lvl w:ilvl="2" w:tplc="0409001B" w:tentative="1">
+      <w:start w:val="1"/>
+      <w:numFmt w:val="lowerRoman"/>
+      <w:lvlText w:val="%3."/>
+      <w:lvlJc w:val="right"/>
+      <w:pPr>
+        <w:ind w:left="2160" w:hanging="180"/>
+      </w:pPr>
+    </w:lvl>
+    <w:lvl w:ilvl="3" w:tplc="0409000F" w:tentative="1">
+      <w:start w:val="1"/>
+      <w:numFmt w:val="decimal"/>
+      <w:lvlText w:val="%4."/>
+      <w:lvlJc w:val="left"/>
+      <w:pPr>
+        <w:ind w:left="2880" w:hanging="360"/>
+      </w:pPr>
+    </w:lvl>
+    <w:lvl w:ilvl="4" w:tplc="04090019" w:tentative="1">
+      <w:start w:val="1"/>
+      <w:numFmt w:val="lowerLetter"/>
+      <w:lvlText w:val="%5."/>
+      <w:lvlJc w:val="left"/>
+      <w:pPr>
+        <w:ind w:left="3600" w:hanging="360"/>
+      </w:pPr>
+    </w:lvl>
+    <w:lvl w:ilvl="5" w:tplc="0409001B" w:tentative="1">
+      <w:start w:val="1"/>
+      <w:numFmt w:val="lowerRoman"/>
+      <w:lvlText w:val="%6."/>
+      <w:lvlJc w:val="right"/>
+      <w:pPr>
+        <w:ind w:left="4320" w:hanging="180"/>
+      </w:pPr>
+    </w:lvl>
+    <w:lvl w:ilvl="6" w:tplc="0409000F" w:tentative="1">
+      <w:start w:val="1"/>
+      <w:numFmt w:val="decimal"/>
+      <w:lvlText w:val="%7."/>
+      <w:lvlJc w:val="left"/>
+      <w:pPr>
+        <w:ind w:left="5040" w:hanging="360"/>
+      </w:pPr>
+    </w:lvl>
+    <w:lvl w:ilvl="7" w:tplc="04090019" w:tentative="1">
+      <w:start w:val="1"/>
+      <w:numFmt w:val="lowerLetter"/>
+      <w:lvlText w:val="%8."/>
+      <w:lvlJc w:val="left"/>
+      <w:pPr>
+        <w:ind w:left="5760" w:hanging="360"/>
+      </w:pPr>
+    </w:lvl>
+    <w:lvl w:ilvl="8" w:tplc="0409001B" w:tentative="1">
+      <w:start w:val="1"/>
+      <w:numFmt w:val="lowerRoman"/>
+      <w:lvlText w:val="%9."/>
+      <w:lvlJc w:val="right"/>
+      <w:pPr>
+        <w:ind w:left="6480" w:hanging="180"/>
+      </w:pPr>
+    </w:lvl>
+  </w:abstractNum>
+  <w:abstractNum w:abstractNumId="5" w15:restartNumberingAfterBreak="0">
     <w:nsid w:val="349A4893"/>
     <w:multiLevelType w:val="multilevel"/>
     <w:tmpl w:val="FFFFFFFF"/>
@@ -3084,7 +3751,96 @@
       </w:rPr>
     </w:lvl>
   </w:abstractNum>
-  <w:abstractNum w:abstractNumId="4" w15:restartNumberingAfterBreak="0">
+  <w:abstractNum w:abstractNumId="6" w15:restartNumberingAfterBreak="0">
+    <w:nsid w:val="34D34FB4"/>
+    <w:multiLevelType w:val="hybridMultilevel"/>
+    <w:tmpl w:val="14F2DC34"/>
+    <w:lvl w:ilvl="0" w:tplc="FFFFFFFF">
+      <w:start w:val="1"/>
+      <w:numFmt w:val="decimal"/>
+      <w:lvlText w:val="%1."/>
+      <w:lvlJc w:val="left"/>
+      <w:pPr>
+        <w:ind w:left="720" w:hanging="360"/>
+      </w:pPr>
+      <w:rPr>
+        <w:rFonts w:hint="default"/>
+      </w:rPr>
+    </w:lvl>
+    <w:lvl w:ilvl="1" w:tplc="04090019" w:tentative="1">
+      <w:start w:val="1"/>
+      <w:numFmt w:val="lowerLetter"/>
+      <w:lvlText w:val="%2."/>
+      <w:lvlJc w:val="left"/>
+      <w:pPr>
+        <w:ind w:left="1440" w:hanging="360"/>
+      </w:pPr>
+    </w:lvl>
+    <w:lvl w:ilvl="2" w:tplc="0409001B" w:tentative="1">
+      <w:start w:val="1"/>
+      <w:numFmt w:val="lowerRoman"/>
+      <w:lvlText w:val="%3."/>
+      <w:lvlJc w:val="right"/>
+      <w:pPr>
+        <w:ind w:left="2160" w:hanging="180"/>
+      </w:pPr>
+    </w:lvl>
+    <w:lvl w:ilvl="3" w:tplc="0409000F" w:tentative="1">
+      <w:start w:val="1"/>
+      <w:numFmt w:val="decimal"/>
+      <w:lvlText w:val="%4."/>
+      <w:lvlJc w:val="left"/>
+      <w:pPr>
+        <w:ind w:left="2880" w:hanging="360"/>
+      </w:pPr>
+    </w:lvl>
+    <w:lvl w:ilvl="4" w:tplc="04090019" w:tentative="1">
+      <w:start w:val="1"/>
+      <w:numFmt w:val="lowerLetter"/>
+      <w:lvlText w:val="%5."/>
+      <w:lvlJc w:val="left"/>
+      <w:pPr>
+        <w:ind w:left="3600" w:hanging="360"/>
+      </w:pPr>
+    </w:lvl>
+    <w:lvl w:ilvl="5" w:tplc="0409001B" w:tentative="1">
+      <w:start w:val="1"/>
+      <w:numFmt w:val="lowerRoman"/>
+      <w:lvlText w:val="%6."/>
+      <w:lvlJc w:val="right"/>
+      <w:pPr>
+        <w:ind w:left="4320" w:hanging="180"/>
+      </w:pPr>
+    </w:lvl>
+    <w:lvl w:ilvl="6" w:tplc="0409000F" w:tentative="1">
+      <w:start w:val="1"/>
+      <w:numFmt w:val="decimal"/>
+      <w:lvlText w:val="%7."/>
+      <w:lvlJc w:val="left"/>
+      <w:pPr>
+        <w:ind w:left="5040" w:hanging="360"/>
+      </w:pPr>
+    </w:lvl>
+    <w:lvl w:ilvl="7" w:tplc="04090019" w:tentative="1">
+      <w:start w:val="1"/>
+      <w:numFmt w:val="lowerLetter"/>
+      <w:lvlText w:val="%8."/>
+      <w:lvlJc w:val="left"/>
+      <w:pPr>
+        <w:ind w:left="5760" w:hanging="360"/>
+      </w:pPr>
+    </w:lvl>
+    <w:lvl w:ilvl="8" w:tplc="0409001B" w:tentative="1">
+      <w:start w:val="1"/>
+      <w:numFmt w:val="lowerRoman"/>
+      <w:lvlText w:val="%9."/>
+      <w:lvlJc w:val="right"/>
+      <w:pPr>
+        <w:ind w:left="6480" w:hanging="180"/>
+      </w:pPr>
+    </w:lvl>
+  </w:abstractNum>
+  <w:abstractNum w:abstractNumId="7" w15:restartNumberingAfterBreak="0">
     <w:nsid w:val="3ACD1155"/>
     <w:multiLevelType w:val="multilevel"/>
     <w:tmpl w:val="FFFFFFFF"/>
@@ -3233,7 +3989,7 @@
       </w:rPr>
     </w:lvl>
   </w:abstractNum>
-  <w:abstractNum w:abstractNumId="5" w15:restartNumberingAfterBreak="0">
+  <w:abstractNum w:abstractNumId="8" w15:restartNumberingAfterBreak="0">
     <w:nsid w:val="56110295"/>
     <w:multiLevelType w:val="multilevel"/>
     <w:tmpl w:val="FFFFFFFF"/>
@@ -3382,7 +4138,97 @@
       </w:rPr>
     </w:lvl>
   </w:abstractNum>
-  <w:abstractNum w:abstractNumId="6" w15:restartNumberingAfterBreak="0">
+  <w:abstractNum w:abstractNumId="9" w15:restartNumberingAfterBreak="0">
+    <w:nsid w:val="5B6B6399"/>
+    <w:multiLevelType w:val="hybridMultilevel"/>
+    <w:tmpl w:val="13DA09A4"/>
+    <w:lvl w:ilvl="0" w:tplc="FFFFFFFF">
+      <w:start w:val="1"/>
+      <w:numFmt w:val="decimal"/>
+      <w:lvlText w:val="%1."/>
+      <w:lvlJc w:val="left"/>
+      <w:pPr>
+        <w:ind w:left="720" w:hanging="360"/>
+      </w:pPr>
+      <w:rPr>
+        <w:rFonts w:hint="default"/>
+        <w:b/>
+      </w:rPr>
+    </w:lvl>
+    <w:lvl w:ilvl="1" w:tplc="04090019" w:tentative="1">
+      <w:start w:val="1"/>
+      <w:numFmt w:val="lowerLetter"/>
+      <w:lvlText w:val="%2."/>
+      <w:lvlJc w:val="left"/>
+      <w:pPr>
+        <w:ind w:left="1440" w:hanging="360"/>
+      </w:pPr>
+    </w:lvl>
+    <w:lvl w:ilvl="2" w:tplc="0409001B" w:tentative="1">
+      <w:start w:val="1"/>
+      <w:numFmt w:val="lowerRoman"/>
+      <w:lvlText w:val="%3."/>
+      <w:lvlJc w:val="right"/>
+      <w:pPr>
+        <w:ind w:left="2160" w:hanging="180"/>
+      </w:pPr>
+    </w:lvl>
+    <w:lvl w:ilvl="3" w:tplc="0409000F" w:tentative="1">
+      <w:start w:val="1"/>
+      <w:numFmt w:val="decimal"/>
+      <w:lvlText w:val="%4."/>
+      <w:lvlJc w:val="left"/>
+      <w:pPr>
+        <w:ind w:left="2880" w:hanging="360"/>
+      </w:pPr>
+    </w:lvl>
+    <w:lvl w:ilvl="4" w:tplc="04090019" w:tentative="1">
+      <w:start w:val="1"/>
+      <w:numFmt w:val="lowerLetter"/>
+      <w:lvlText w:val="%5."/>
+      <w:lvlJc w:val="left"/>
+      <w:pPr>
+        <w:ind w:left="3600" w:hanging="360"/>
+      </w:pPr>
+    </w:lvl>
+    <w:lvl w:ilvl="5" w:tplc="0409001B" w:tentative="1">
+      <w:start w:val="1"/>
+      <w:numFmt w:val="lowerRoman"/>
+      <w:lvlText w:val="%6."/>
+      <w:lvlJc w:val="right"/>
+      <w:pPr>
+        <w:ind w:left="4320" w:hanging="180"/>
+      </w:pPr>
+    </w:lvl>
+    <w:lvl w:ilvl="6" w:tplc="0409000F" w:tentative="1">
+      <w:start w:val="1"/>
+      <w:numFmt w:val="decimal"/>
+      <w:lvlText w:val="%7."/>
+      <w:lvlJc w:val="left"/>
+      <w:pPr>
+        <w:ind w:left="5040" w:hanging="360"/>
+      </w:pPr>
+    </w:lvl>
+    <w:lvl w:ilvl="7" w:tplc="04090019" w:tentative="1">
+      <w:start w:val="1"/>
+      <w:numFmt w:val="lowerLetter"/>
+      <w:lvlText w:val="%8."/>
+      <w:lvlJc w:val="left"/>
+      <w:pPr>
+        <w:ind w:left="5760" w:hanging="360"/>
+      </w:pPr>
+    </w:lvl>
+    <w:lvl w:ilvl="8" w:tplc="0409001B" w:tentative="1">
+      <w:start w:val="1"/>
+      <w:numFmt w:val="lowerRoman"/>
+      <w:lvlText w:val="%9."/>
+      <w:lvlJc w:val="right"/>
+      <w:pPr>
+        <w:ind w:left="6480" w:hanging="180"/>
+      </w:pPr>
+    </w:lvl>
+  </w:abstractNum>
+  <w:abstractNum w:abstractNumId="10" w15:restartNumberingAfterBreak="0">
     <w:nsid w:val="5B8D7F2E"/>
     <w:multiLevelType w:val="multilevel"/>
     <w:tmpl w:val="FFFFFFFF"/>
@@ -3531,7 +4377,7 @@
       </w:rPr>
     </w:lvl>
   </w:abstractNum>
-  <w:abstractNum w:abstractNumId="7" w15:restartNumberingAfterBreak="0">
+  <w:abstractNum w:abstractNumId="11" w15:restartNumberingAfterBreak="0">
     <w:nsid w:val="611DCCDC"/>
     <w:multiLevelType w:val="hybridMultilevel"/>
     <w:tmpl w:val="FFFFFFFF"/>
@@ -3644,7 +4490,7 @@
       </w:rPr>
     </w:lvl>
   </w:abstractNum>
-  <w:abstractNum w:abstractNumId="8" w15:restartNumberingAfterBreak="0">
+  <w:abstractNum w:abstractNumId="12" w15:restartNumberingAfterBreak="0">
     <w:nsid w:val="710D5AFE"/>
     <w:multiLevelType w:val="multilevel"/>
     <w:tmpl w:val="FFFFFFFF"/>
@@ -3793,7 +4639,7 @@
       </w:rPr>
     </w:lvl>
   </w:abstractNum>
-  <w:abstractNum w:abstractNumId="9" w15:restartNumberingAfterBreak="0">
+  <w:abstractNum w:abstractNumId="13" w15:restartNumberingAfterBreak="0">
     <w:nsid w:val="75E102B6"/>
     <w:multiLevelType w:val="multilevel"/>
     <w:tmpl w:val="FFFFFFFF"/>
@@ -3942,7 +4788,7 @@
       </w:rPr>
     </w:lvl>
   </w:abstractNum>
-  <w:abstractNum w:abstractNumId="10" w15:restartNumberingAfterBreak="0">
+  <w:abstractNum w:abstractNumId="14" w15:restartNumberingAfterBreak="0">
     <w:nsid w:val="76F73C2B"/>
     <w:multiLevelType w:val="multilevel"/>
     <w:tmpl w:val="FFFFFFFF"/>
@@ -4092,28 +4938,28 @@
     </w:lvl>
   </w:abstractNum>
   <w:num w:numId="1" w16cid:durableId="1121652969">
-    <w:abstractNumId w:val="5"/>
+    <w:abstractNumId w:val="8"/>
   </w:num>
   <w:num w:numId="2" w16cid:durableId="1293561966">
-    <w:abstractNumId w:val="6"/>
+    <w:abstractNumId w:val="10"/>
   </w:num>
   <w:num w:numId="3" w16cid:durableId="1546869946">
     <w:abstractNumId w:val="2"/>
   </w:num>
   <w:num w:numId="4" w16cid:durableId="1916163118">
-    <w:abstractNumId w:val="3"/>
+    <w:abstractNumId w:val="5"/>
   </w:num>
   <w:num w:numId="5" w16cid:durableId="2022122942">
-    <w:abstractNumId w:val="7"/>
+    <w:abstractNumId w:val="11"/>
   </w:num>
   <w:num w:numId="6" w16cid:durableId="2025475281">
-    <w:abstractNumId w:val="8"/>
+    <w:abstractNumId w:val="12"/>
   </w:num>
   <w:num w:numId="7" w16cid:durableId="2104718306">
-    <w:abstractNumId w:val="10"/>
+    <w:abstractNumId w:val="14"/>
   </w:num>
   <w:num w:numId="8" w16cid:durableId="480343621">
-    <w:abstractNumId w:val="4"/>
+    <w:abstractNumId w:val="7"/>
   </w:num>
   <w:num w:numId="9" w16cid:durableId="695697006">
     <w:abstractNumId w:val="1"/>
@@ -4122,7 +4968,19 @@
     <w:abstractNumId w:val="0"/>
   </w:num>
   <w:num w:numId="11" w16cid:durableId="981932499">
+    <w:abstractNumId w:val="13"/>
+  </w:num>
+  <w:num w:numId="12" w16cid:durableId="566455226">
     <w:abstractNumId w:val="9"/>
+  </w:num>
+  <w:num w:numId="13" w16cid:durableId="339545379">
+    <w:abstractNumId w:val="3"/>
+  </w:num>
+  <w:num w:numId="14" w16cid:durableId="3754479">
+    <w:abstractNumId w:val="6"/>
+  </w:num>
+  <w:num w:numId="15" w16cid:durableId="1276907638">
+    <w:abstractNumId w:val="4"/>
   </w:num>
 </w:numbering>
 </file>
@@ -4715,6 +5573,23 @@
       <w:lang w:val="en-US" w:eastAsia="en-US"/>
     </w:rPr>
   </w:style>
+  <w:style w:type="paragraph" w:styleId="ListParagraph">
+    <w:name w:val="List Paragraph"/>
+    <w:basedOn w:val="Normal"/>
+    <w:uiPriority w:val="34"/>
+    <w:qFormat/>
+    <w:rsid w:val="00422AA5"/>
+    <w:pPr>
+      <w:spacing w:line="278" w:lineRule="auto"/>
+      <w:ind w:left="720"/>
+      <w:contextualSpacing/>
+    </w:pPr>
+    <w:rPr>
+      <w:kern w:val="2"/>
+      <w:lang w:val="en-US" w:eastAsia="en-US"/>
+      <w14:ligatures w14:val="standardContextual"/>
+    </w:rPr>
+  </w:style>
 </w:styles>
 </file>
 

--- a/Interview notes/Interview_Master.docx
+++ b/Interview notes/Interview_Master.docx
@@ -2168,6 +2168,12 @@
           <w:rFonts w:ascii="Times New Roman" w:eastAsia="Times New Roman" w:hAnsi="Times New Roman"/>
         </w:rPr>
         <w:t xml:space="preserve"> 2 </w:t>
+      </w:r>
+      <w:r>
+        <w:rPr>
+          <w:rFonts w:ascii="Times New Roman" w:eastAsia="Times New Roman" w:hAnsi="Times New Roman"/>
+        </w:rPr>
+        <w:t>– (name)</w:t>
       </w:r>
     </w:p>
     <w:p>

--- a/Interview notes/Interview_Master.docx
+++ b/Interview notes/Interview_Master.docx
@@ -553,6 +553,7 @@
         <w:t xml:space="preserve">. He said he noticed the box with </w:t>
       </w:r>
       <w:bookmarkStart w:id="5" w:name="_Int_O2ITUZzw"/>
+      <w:proofErr w:type="gramStart"/>
       <w:r>
         <w:rPr>
           <w:rStyle w:val="s3"/>
@@ -561,6 +562,7 @@
         <w:t>all of</w:t>
       </w:r>
       <w:bookmarkEnd w:id="5"/>
+      <w:proofErr w:type="gramEnd"/>
       <w:r>
         <w:rPr>
           <w:rStyle w:val="s3"/>
@@ -942,7 +944,23 @@
           <w:rStyle w:val="s3"/>
           <w:rFonts w:ascii="Times New Roman" w:eastAsia="Times New Roman" w:hAnsi="Times New Roman"/>
         </w:rPr>
-        <w:t>He said not really because he didnt know much about Katherine Johnson to begin with</w:t>
+        <w:t xml:space="preserve">He said not really because he </w:t>
+      </w:r>
+      <w:proofErr w:type="spellStart"/>
+      <w:r>
+        <w:rPr>
+          <w:rStyle w:val="s3"/>
+          <w:rFonts w:ascii="Times New Roman" w:eastAsia="Times New Roman" w:hAnsi="Times New Roman"/>
+        </w:rPr>
+        <w:t>didnt</w:t>
+      </w:r>
+      <w:proofErr w:type="spellEnd"/>
+      <w:r>
+        <w:rPr>
+          <w:rStyle w:val="s3"/>
+          <w:rFonts w:ascii="Times New Roman" w:eastAsia="Times New Roman" w:hAnsi="Times New Roman"/>
+        </w:rPr>
+        <w:t xml:space="preserve"> know much about Katherine Johnson to begin with</w:t>
       </w:r>
       <w:r>
         <w:rPr>
@@ -1133,8 +1151,17 @@
           <w:rStyle w:val="s3"/>
           <w:rFonts w:ascii="Times New Roman" w:eastAsia="Times New Roman" w:hAnsi="Times New Roman"/>
         </w:rPr>
-        <w:t>He tried to download both of the files</w:t>
-      </w:r>
+        <w:t xml:space="preserve">He tried to download </w:t>
+      </w:r>
+      <w:proofErr w:type="gramStart"/>
+      <w:r>
+        <w:rPr>
+          <w:rStyle w:val="s3"/>
+          <w:rFonts w:ascii="Times New Roman" w:eastAsia="Times New Roman" w:hAnsi="Times New Roman"/>
+        </w:rPr>
+        <w:t>both of the files</w:t>
+      </w:r>
+      <w:proofErr w:type="gramEnd"/>
       <w:r>
         <w:rPr>
           <w:rStyle w:val="s3"/>
@@ -1288,7 +1315,23 @@
           <w:rStyle w:val="s3"/>
           <w:rFonts w:ascii="Times New Roman" w:eastAsia="Times New Roman" w:hAnsi="Times New Roman"/>
         </w:rPr>
-        <w:t xml:space="preserve">He said not really other than just fixing the download links that </w:t>
+        <w:t xml:space="preserve">He said </w:t>
+      </w:r>
+      <w:proofErr w:type="gramStart"/>
+      <w:r>
+        <w:rPr>
+          <w:rStyle w:val="s3"/>
+          <w:rFonts w:ascii="Times New Roman" w:eastAsia="Times New Roman" w:hAnsi="Times New Roman"/>
+        </w:rPr>
+        <w:t>not</w:t>
+      </w:r>
+      <w:proofErr w:type="gramEnd"/>
+      <w:r>
+        <w:rPr>
+          <w:rStyle w:val="s3"/>
+          <w:rFonts w:ascii="Times New Roman" w:eastAsia="Times New Roman" w:hAnsi="Times New Roman"/>
+        </w:rPr>
+        <w:t xml:space="preserve"> really other than just fixing the download links that </w:t>
       </w:r>
       <w:bookmarkStart w:id="12" w:name="_Int_FPleHFcO"/>
       <w:r>
@@ -1474,7 +1517,23 @@
           <w:rStyle w:val="s1"/>
           <w:rFonts w:ascii="Times New Roman" w:eastAsia="Times New Roman" w:hAnsi="Times New Roman"/>
         </w:rPr>
-        <w:t>Great. So I have some questions about this website in general.</w:t>
+        <w:t xml:space="preserve">Great. </w:t>
+      </w:r>
+      <w:proofErr w:type="gramStart"/>
+      <w:r>
+        <w:rPr>
+          <w:rStyle w:val="s1"/>
+          <w:rFonts w:ascii="Times New Roman" w:eastAsia="Times New Roman" w:hAnsi="Times New Roman"/>
+        </w:rPr>
+        <w:t>So</w:t>
+      </w:r>
+      <w:proofErr w:type="gramEnd"/>
+      <w:r>
+        <w:rPr>
+          <w:rStyle w:val="s1"/>
+          <w:rFonts w:ascii="Times New Roman" w:eastAsia="Times New Roman" w:hAnsi="Times New Roman"/>
+        </w:rPr>
+        <w:t xml:space="preserve"> I have some questions about this website in general.</w:t>
       </w:r>
     </w:p>
     <w:p>
@@ -1821,6 +1880,7 @@
         <w:t xml:space="preserve"> the </w:t>
       </w:r>
       <w:bookmarkStart w:id="14" w:name="_Int_DYeFBrjX"/>
+      <w:proofErr w:type="gramStart"/>
       <w:r>
         <w:rPr>
           <w:rStyle w:val="s1"/>
@@ -1829,6 +1889,7 @@
         <w:t>participant</w:t>
       </w:r>
       <w:bookmarkEnd w:id="14"/>
+      <w:proofErr w:type="gramEnd"/>
       <w:r>
         <w:rPr>
           <w:rStyle w:val="s1"/>
@@ -1934,7 +1995,23 @@
           <w:rStyle w:val="s3"/>
           <w:rFonts w:ascii="Times New Roman" w:eastAsia="Times New Roman" w:hAnsi="Times New Roman"/>
         </w:rPr>
-        <w:t xml:space="preserve">I showed him the website, and </w:t>
+        <w:t xml:space="preserve">I showed him the </w:t>
+      </w:r>
+      <w:proofErr w:type="gramStart"/>
+      <w:r>
+        <w:rPr>
+          <w:rStyle w:val="s3"/>
+          <w:rFonts w:ascii="Times New Roman" w:eastAsia="Times New Roman" w:hAnsi="Times New Roman"/>
+        </w:rPr>
+        <w:t>website, and</w:t>
+      </w:r>
+      <w:proofErr w:type="gramEnd"/>
+      <w:r>
+        <w:rPr>
+          <w:rStyle w:val="s3"/>
+          <w:rFonts w:ascii="Times New Roman" w:eastAsia="Times New Roman" w:hAnsi="Times New Roman"/>
+        </w:rPr>
+        <w:t xml:space="preserve"> </w:t>
       </w:r>
       <w:r>
         <w:rPr>
@@ -1955,7 +2032,23 @@
           <w:rStyle w:val="s3"/>
           <w:rFonts w:ascii="Times New Roman" w:eastAsia="Times New Roman" w:hAnsi="Times New Roman"/>
         </w:rPr>
-        <w:t>the website and let him look through all of the parts.</w:t>
+        <w:t xml:space="preserve">the website and let him look through </w:t>
+      </w:r>
+      <w:proofErr w:type="gramStart"/>
+      <w:r>
+        <w:rPr>
+          <w:rStyle w:val="s3"/>
+          <w:rFonts w:ascii="Times New Roman" w:eastAsia="Times New Roman" w:hAnsi="Times New Roman"/>
+        </w:rPr>
+        <w:t>all of</w:t>
+      </w:r>
+      <w:proofErr w:type="gramEnd"/>
+      <w:r>
+        <w:rPr>
+          <w:rStyle w:val="s3"/>
+          <w:rFonts w:ascii="Times New Roman" w:eastAsia="Times New Roman" w:hAnsi="Times New Roman"/>
+        </w:rPr>
+        <w:t xml:space="preserve"> the parts.</w:t>
       </w:r>
       <w:r>
         <w:rPr>
@@ -1969,7 +2062,23 @@
           <w:rStyle w:val="s3"/>
           <w:rFonts w:ascii="Times New Roman" w:eastAsia="Times New Roman" w:hAnsi="Times New Roman"/>
         </w:rPr>
-        <w:t>said we just needed to add a home button, and fix the broken inks and add a better color scheme and improve the overall UI.</w:t>
+        <w:t xml:space="preserve">said we just needed to add a home </w:t>
+      </w:r>
+      <w:proofErr w:type="gramStart"/>
+      <w:r>
+        <w:rPr>
+          <w:rStyle w:val="s3"/>
+          <w:rFonts w:ascii="Times New Roman" w:eastAsia="Times New Roman" w:hAnsi="Times New Roman"/>
+        </w:rPr>
+        <w:t>button, and</w:t>
+      </w:r>
+      <w:proofErr w:type="gramEnd"/>
+      <w:r>
+        <w:rPr>
+          <w:rStyle w:val="s3"/>
+          <w:rFonts w:ascii="Times New Roman" w:eastAsia="Times New Roman" w:hAnsi="Times New Roman"/>
+        </w:rPr>
+        <w:t xml:space="preserve"> fix the broken inks and add a better color scheme and improve the overall UI.</w:t>
       </w:r>
     </w:p>
     <w:p>
@@ -2169,12 +2278,20 @@
         </w:rPr>
         <w:t xml:space="preserve"> 2 </w:t>
       </w:r>
-      <w:r>
-        <w:rPr>
-          <w:rFonts w:ascii="Times New Roman" w:eastAsia="Times New Roman" w:hAnsi="Times New Roman"/>
-        </w:rPr>
-        <w:t>– (name)</w:t>
-      </w:r>
+      <w:proofErr w:type="gramStart"/>
+      <w:r>
+        <w:rPr>
+          <w:rFonts w:ascii="Times New Roman" w:eastAsia="Times New Roman" w:hAnsi="Times New Roman"/>
+        </w:rPr>
+        <w:t xml:space="preserve">– </w:t>
+      </w:r>
+      <w:r>
+        <w:rPr>
+          <w:rFonts w:ascii="Times New Roman" w:eastAsia="Times New Roman" w:hAnsi="Times New Roman"/>
+        </w:rPr>
+        <w:t xml:space="preserve"> Jackson</w:t>
+      </w:r>
+      <w:proofErr w:type="gramEnd"/>
     </w:p>
     <w:p>
       <w:r>
@@ -2216,7 +2333,15 @@
     </w:p>
     <w:p>
       <w:r>
-        <w:t>He clicked on the team tab in the top left and saw all of our names.</w:t>
+        <w:t xml:space="preserve">He clicked on the team tab in the top left and saw </w:t>
+      </w:r>
+      <w:proofErr w:type="gramStart"/>
+      <w:r>
+        <w:t>all of</w:t>
+      </w:r>
+      <w:proofErr w:type="gramEnd"/>
+      <w:r>
+        <w:t xml:space="preserve"> our names.</w:t>
       </w:r>
     </w:p>
     <w:p>
@@ -2287,7 +2412,15 @@
     </w:p>
     <w:p>
       <w:r>
-        <w:t>Had a bit of a harder time finding what she was known for, but after skimming the biography came to the conclusion that she was a computer scientist.</w:t>
+        <w:t xml:space="preserve">Had a bit of a harder time finding what she was known for, but after skimming the biography </w:t>
+      </w:r>
+      <w:proofErr w:type="gramStart"/>
+      <w:r>
+        <w:t>came to the conclusion</w:t>
+      </w:r>
+      <w:proofErr w:type="gramEnd"/>
+      <w:r>
+        <w:t xml:space="preserve"> that she was a computer scientist.</w:t>
       </w:r>
     </w:p>
     <w:p>
@@ -2308,7 +2441,15 @@
     </w:p>
     <w:p>
       <w:r>
-        <w:t>He answered with her being a colored woman in a men’s field and she found major success in that field.</w:t>
+        <w:t xml:space="preserve">He answered with her being a </w:t>
+      </w:r>
+      <w:proofErr w:type="spellStart"/>
+      <w:r>
+        <w:t>colored</w:t>
+      </w:r>
+      <w:proofErr w:type="spellEnd"/>
+      <w:r>
+        <w:t xml:space="preserve"> woman in a men’s field and she found major success in that field.</w:t>
       </w:r>
     </w:p>
     <w:p>
@@ -2353,7 +2494,15 @@
         <w:ind w:left="360"/>
       </w:pPr>
       <w:r>
-        <w:t>He answered with saying that he recommended possibly adding more photos of the innovator along with centering the bottom text boxes better.</w:t>
+        <w:t xml:space="preserve">He answered with saying that he recommended possibly adding more photos of the innovator along with </w:t>
+      </w:r>
+      <w:proofErr w:type="spellStart"/>
+      <w:r>
+        <w:t>centering</w:t>
+      </w:r>
+      <w:proofErr w:type="spellEnd"/>
+      <w:r>
+        <w:t xml:space="preserve"> the bottom text boxes better.</w:t>
       </w:r>
     </w:p>
     <w:p>
@@ -2380,7 +2529,23 @@
     </w:p>
     <w:p>
       <w:r>
-        <w:t>He claimed that this tab was also very easy to navigate to, and also noted that he found complete project boxes with their respective links and also blank project boxes that stated they were “coming soon”.</w:t>
+        <w:t xml:space="preserve">He claimed that this tab was also very easy to navigate </w:t>
+      </w:r>
+      <w:proofErr w:type="gramStart"/>
+      <w:r>
+        <w:t>to, and</w:t>
+      </w:r>
+      <w:proofErr w:type="gramEnd"/>
+      <w:r>
+        <w:t xml:space="preserve"> also noted that he found complete project boxes with their respective links </w:t>
+      </w:r>
+      <w:proofErr w:type="gramStart"/>
+      <w:r>
+        <w:t>and also</w:t>
+      </w:r>
+      <w:proofErr w:type="gramEnd"/>
+      <w:r>
+        <w:t xml:space="preserve"> blank project boxes that stated they were “coming soon”.</w:t>
       </w:r>
     </w:p>
     <w:p/>
@@ -2493,7 +2658,15 @@
         </w:rPr>
       </w:pPr>
       <w:r>
-        <w:t>Is there anything you would suggest to improve the site’s navigation?</w:t>
+        <w:t xml:space="preserve">Is there anything you would suggest </w:t>
+      </w:r>
+      <w:proofErr w:type="gramStart"/>
+      <w:r>
+        <w:t>to improve</w:t>
+      </w:r>
+      <w:proofErr w:type="gramEnd"/>
+      <w:r>
+        <w:t xml:space="preserve"> the site’s navigation?</w:t>
       </w:r>
     </w:p>
     <w:p>
@@ -2789,6 +2962,7 @@
         </w:rPr>
         <w:t xml:space="preserve">links on </w:t>
       </w:r>
+      <w:proofErr w:type="gramStart"/>
       <w:r>
         <w:rPr>
           <w:rFonts w:ascii="Times New Roman" w:eastAsia="Times New Roman" w:hAnsi="Times New Roman"/>
@@ -2801,6 +2975,7 @@
         </w:rPr>
         <w:t>(</w:t>
       </w:r>
+      <w:proofErr w:type="gramEnd"/>
       <w:r>
         <w:rPr>
           <w:rFonts w:ascii="Times New Roman" w:eastAsia="Times New Roman" w:hAnsi="Times New Roman"/>
@@ -2835,7 +3010,14 @@
         <w:rPr>
           <w:rFonts w:ascii="Times New Roman" w:eastAsia="Times New Roman" w:hAnsi="Times New Roman"/>
         </w:rPr>
-        <w:t>innovator page</w:t>
+        <w:t xml:space="preserve">innovator </w:t>
+      </w:r>
+      <w:proofErr w:type="gramStart"/>
+      <w:r>
+        <w:rPr>
+          <w:rFonts w:ascii="Times New Roman" w:eastAsia="Times New Roman" w:hAnsi="Times New Roman"/>
+        </w:rPr>
+        <w:t>page</w:t>
       </w:r>
       <w:r>
         <w:rPr>
@@ -2843,6 +3025,7 @@
         </w:rPr>
         <w:t>(</w:t>
       </w:r>
+      <w:proofErr w:type="gramEnd"/>
       <w:r>
         <w:rPr>
           <w:rFonts w:ascii="Times New Roman" w:eastAsia="Times New Roman" w:hAnsi="Times New Roman"/>
@@ -2957,6 +3140,7 @@
         </w:rPr>
         <w:t xml:space="preserve">interviewed </w:t>
       </w:r>
+      <w:proofErr w:type="gramStart"/>
       <w:r>
         <w:rPr>
           <w:rFonts w:ascii="Times New Roman" w:eastAsia="Times New Roman" w:hAnsi="Times New Roman"/>
@@ -2969,6 +3153,7 @@
         </w:rPr>
         <w:t>)...</w:t>
       </w:r>
+      <w:proofErr w:type="gramEnd"/>
     </w:p>
     <w:sectPr>
       <w:pgSz w:w="11906" w:h="16838"/>

--- a/Interview notes/Interview_Master.docx
+++ b/Interview notes/Interview_Master.docx
@@ -14,14 +14,14 @@
           <w:rFonts w:ascii="Times New Roman" w:eastAsia="Times New Roman" w:hAnsi="Times New Roman" w:cs="Times New Roman"/>
           <w:lang w:val="en-US"/>
         </w:rPr>
-        <w:t xml:space="preserve">Interview </w:t>
+        <w:t>Overarching summ</w:t>
       </w:r>
       <w:r>
         <w:rPr>
           <w:rFonts w:ascii="Times New Roman" w:eastAsia="Times New Roman" w:hAnsi="Times New Roman" w:cs="Times New Roman"/>
           <w:lang w:val="en-US"/>
         </w:rPr>
-        <w:t>#1 — Dhyan</w:t>
+        <w:t>ary</w:t>
       </w:r>
     </w:p>
     <w:p>
@@ -31,13 +31,14 @@
           <w:lang w:val="en-US"/>
         </w:rPr>
       </w:pPr>
-      <w:r>
+    </w:p>
+    <w:p>
+      <w:pPr>
         <w:rPr>
           <w:rFonts w:ascii="Times New Roman" w:eastAsia="Times New Roman" w:hAnsi="Times New Roman" w:cs="Times New Roman"/>
           <w:lang w:val="en-US"/>
         </w:rPr>
-        <w:t>Date: 5/11/26</w:t>
-      </w:r>
+      </w:pPr>
     </w:p>
     <w:p>
       <w:pPr>
@@ -46,26 +47,27 @@
           <w:lang w:val="en-US"/>
         </w:rPr>
       </w:pPr>
-      <w:r>
+    </w:p>
+    <w:p>
+      <w:pPr>
         <w:rPr>
           <w:rFonts w:ascii="Times New Roman" w:eastAsia="Times New Roman" w:hAnsi="Times New Roman" w:cs="Times New Roman"/>
           <w:lang w:val="en-US"/>
         </w:rPr>
-        <w:t>Time:</w:t>
-      </w:r>
+      </w:pPr>
       <w:r>
         <w:rPr>
           <w:rFonts w:ascii="Times New Roman" w:eastAsia="Times New Roman" w:hAnsi="Times New Roman" w:cs="Times New Roman"/>
           <w:lang w:val="en-US"/>
         </w:rPr>
-        <w:t xml:space="preserve"> 2:10PM-</w:t>
+        <w:t xml:space="preserve">Interview </w:t>
       </w:r>
       <w:r>
         <w:rPr>
           <w:rFonts w:ascii="Times New Roman" w:eastAsia="Times New Roman" w:hAnsi="Times New Roman" w:cs="Times New Roman"/>
           <w:lang w:val="en-US"/>
         </w:rPr>
-        <w:t>2:16PM</w:t>
+        <w:t>#1 — Dhyan</w:t>
       </w:r>
     </w:p>
     <w:p>
@@ -80,7 +82,7 @@
           <w:rFonts w:ascii="Times New Roman" w:eastAsia="Times New Roman" w:hAnsi="Times New Roman" w:cs="Times New Roman"/>
           <w:lang w:val="en-US"/>
         </w:rPr>
-        <w:t>Location: Fishers High School</w:t>
+        <w:t>Date: 5/11/26</w:t>
       </w:r>
     </w:p>
     <w:p>
@@ -95,28 +97,72 @@
           <w:rFonts w:ascii="Times New Roman" w:eastAsia="Times New Roman" w:hAnsi="Times New Roman" w:cs="Times New Roman"/>
           <w:lang w:val="en-US"/>
         </w:rPr>
-        <w:t>Participant: Hrishi Patri</w:t>
-      </w:r>
-    </w:p>
-    <w:p>
-      <w:pPr>
+        <w:t>Time:</w:t>
+      </w:r>
+      <w:r>
         <w:rPr>
           <w:rFonts w:ascii="Times New Roman" w:eastAsia="Times New Roman" w:hAnsi="Times New Roman" w:cs="Times New Roman"/>
           <w:lang w:val="en-US"/>
         </w:rPr>
-      </w:pPr>
+        <w:t xml:space="preserve"> 2:10PM-</w:t>
+      </w:r>
       <w:r>
         <w:rPr>
           <w:rFonts w:ascii="Times New Roman" w:eastAsia="Times New Roman" w:hAnsi="Times New Roman" w:cs="Times New Roman"/>
           <w:lang w:val="en-US"/>
         </w:rPr>
-        <w:t xml:space="preserve">Relationship: </w:t>
-      </w:r>
-      <w:r>
+        <w:t>2:16PM</w:t>
+      </w:r>
+    </w:p>
+    <w:p>
+      <w:pPr>
         <w:rPr>
           <w:rFonts w:ascii="Times New Roman" w:eastAsia="Times New Roman" w:hAnsi="Times New Roman" w:cs="Times New Roman"/>
           <w:lang w:val="en-US"/>
         </w:rPr>
+      </w:pPr>
+      <w:r>
+        <w:rPr>
+          <w:rFonts w:ascii="Times New Roman" w:eastAsia="Times New Roman" w:hAnsi="Times New Roman" w:cs="Times New Roman"/>
+          <w:lang w:val="en-US"/>
+        </w:rPr>
+        <w:t>Location: Fishers High School</w:t>
+      </w:r>
+    </w:p>
+    <w:p>
+      <w:pPr>
+        <w:rPr>
+          <w:rFonts w:ascii="Times New Roman" w:eastAsia="Times New Roman" w:hAnsi="Times New Roman" w:cs="Times New Roman"/>
+          <w:lang w:val="en-US"/>
+        </w:rPr>
+      </w:pPr>
+      <w:r>
+        <w:rPr>
+          <w:rFonts w:ascii="Times New Roman" w:eastAsia="Times New Roman" w:hAnsi="Times New Roman" w:cs="Times New Roman"/>
+          <w:lang w:val="en-US"/>
+        </w:rPr>
+        <w:t>Participant: Hrishi Patri</w:t>
+      </w:r>
+    </w:p>
+    <w:p>
+      <w:pPr>
+        <w:rPr>
+          <w:rFonts w:ascii="Times New Roman" w:eastAsia="Times New Roman" w:hAnsi="Times New Roman" w:cs="Times New Roman"/>
+          <w:lang w:val="en-US"/>
+        </w:rPr>
+      </w:pPr>
+      <w:r>
+        <w:rPr>
+          <w:rFonts w:ascii="Times New Roman" w:eastAsia="Times New Roman" w:hAnsi="Times New Roman" w:cs="Times New Roman"/>
+          <w:lang w:val="en-US"/>
+        </w:rPr>
+        <w:t xml:space="preserve">Relationship: </w:t>
+      </w:r>
+      <w:r>
+        <w:rPr>
+          <w:rFonts w:ascii="Times New Roman" w:eastAsia="Times New Roman" w:hAnsi="Times New Roman" w:cs="Times New Roman"/>
+          <w:lang w:val="en-US"/>
+        </w:rPr>
         <w:t>Friend</w:t>
       </w:r>
     </w:p>
@@ -553,7 +599,6 @@
         <w:t xml:space="preserve">. He said he noticed the box with </w:t>
       </w:r>
       <w:bookmarkStart w:id="5" w:name="_Int_O2ITUZzw"/>
-      <w:proofErr w:type="gramStart"/>
       <w:r>
         <w:rPr>
           <w:rStyle w:val="s3"/>
@@ -562,7 +607,6 @@
         <w:t>all of</w:t>
       </w:r>
       <w:bookmarkEnd w:id="5"/>
-      <w:proofErr w:type="gramEnd"/>
       <w:r>
         <w:rPr>
           <w:rStyle w:val="s3"/>
@@ -609,7 +653,6 @@
           <w:rStyle w:val="s3"/>
           <w:rFonts w:ascii="Times New Roman" w:eastAsia="Times New Roman" w:hAnsi="Times New Roman"/>
         </w:rPr>
-        <w:lastRenderedPageBreak/>
         <w:t>[If they were unable to get to the innovator page, click on the innovator page]</w:t>
       </w:r>
     </w:p>
@@ -1143,6 +1186,7 @@
           <w:rStyle w:val="s3"/>
           <w:rFonts w:ascii="Times New Roman" w:eastAsia="Times New Roman" w:hAnsi="Times New Roman"/>
         </w:rPr>
+        <w:lastRenderedPageBreak/>
         <w:t xml:space="preserve">He clicked on the process button in the nav bar. </w:t>
       </w:r>
       <w:bookmarkStart w:id="11" w:name="_Int_bjc5Q6NA"/>
@@ -1151,17 +1195,8 @@
           <w:rStyle w:val="s3"/>
           <w:rFonts w:ascii="Times New Roman" w:eastAsia="Times New Roman" w:hAnsi="Times New Roman"/>
         </w:rPr>
-        <w:t xml:space="preserve">He tried to download </w:t>
-      </w:r>
-      <w:proofErr w:type="gramStart"/>
-      <w:r>
-        <w:rPr>
-          <w:rStyle w:val="s3"/>
-          <w:rFonts w:ascii="Times New Roman" w:eastAsia="Times New Roman" w:hAnsi="Times New Roman"/>
-        </w:rPr>
-        <w:t>both of the files</w:t>
-      </w:r>
-      <w:proofErr w:type="gramEnd"/>
+        <w:t>He tried to download both of the files</w:t>
+      </w:r>
       <w:r>
         <w:rPr>
           <w:rStyle w:val="s3"/>
@@ -1260,7 +1295,6 @@
           <w:rStyle w:val="s1"/>
           <w:rFonts w:ascii="Times New Roman" w:eastAsia="Times New Roman" w:hAnsi="Times New Roman"/>
         </w:rPr>
-        <w:lastRenderedPageBreak/>
         <w:t> </w:t>
       </w:r>
     </w:p>
@@ -1315,23 +1349,7 @@
           <w:rStyle w:val="s3"/>
           <w:rFonts w:ascii="Times New Roman" w:eastAsia="Times New Roman" w:hAnsi="Times New Roman"/>
         </w:rPr>
-        <w:t xml:space="preserve">He said </w:t>
-      </w:r>
-      <w:proofErr w:type="gramStart"/>
-      <w:r>
-        <w:rPr>
-          <w:rStyle w:val="s3"/>
-          <w:rFonts w:ascii="Times New Roman" w:eastAsia="Times New Roman" w:hAnsi="Times New Roman"/>
-        </w:rPr>
-        <w:t>not</w:t>
-      </w:r>
-      <w:proofErr w:type="gramEnd"/>
-      <w:r>
-        <w:rPr>
-          <w:rStyle w:val="s3"/>
-          <w:rFonts w:ascii="Times New Roman" w:eastAsia="Times New Roman" w:hAnsi="Times New Roman"/>
-        </w:rPr>
-        <w:t xml:space="preserve"> really other than just fixing the download links that </w:t>
+        <w:t xml:space="preserve">He said not really other than just fixing the download links that </w:t>
       </w:r>
       <w:bookmarkStart w:id="12" w:name="_Int_FPleHFcO"/>
       <w:r>
@@ -1517,23 +1535,7 @@
           <w:rStyle w:val="s1"/>
           <w:rFonts w:ascii="Times New Roman" w:eastAsia="Times New Roman" w:hAnsi="Times New Roman"/>
         </w:rPr>
-        <w:t xml:space="preserve">Great. </w:t>
-      </w:r>
-      <w:proofErr w:type="gramStart"/>
-      <w:r>
-        <w:rPr>
-          <w:rStyle w:val="s1"/>
-          <w:rFonts w:ascii="Times New Roman" w:eastAsia="Times New Roman" w:hAnsi="Times New Roman"/>
-        </w:rPr>
-        <w:t>So</w:t>
-      </w:r>
-      <w:proofErr w:type="gramEnd"/>
-      <w:r>
-        <w:rPr>
-          <w:rStyle w:val="s1"/>
-          <w:rFonts w:ascii="Times New Roman" w:eastAsia="Times New Roman" w:hAnsi="Times New Roman"/>
-        </w:rPr>
-        <w:t xml:space="preserve"> I have some questions about this website in general.</w:t>
+        <w:t>Great. So I have some questions about this website in general.</w:t>
       </w:r>
     </w:p>
     <w:p>
@@ -1773,6 +1775,7 @@
           <w:rStyle w:val="s3"/>
           <w:rFonts w:ascii="Times New Roman" w:eastAsia="Times New Roman" w:hAnsi="Times New Roman"/>
         </w:rPr>
+        <w:lastRenderedPageBreak/>
         <w:t xml:space="preserve">He said he thinks we should use a “Fancy” font that looks nicer and </w:t>
       </w:r>
       <w:r>
@@ -1880,7 +1883,6 @@
         <w:t xml:space="preserve"> the </w:t>
       </w:r>
       <w:bookmarkStart w:id="14" w:name="_Int_DYeFBrjX"/>
-      <w:proofErr w:type="gramStart"/>
       <w:r>
         <w:rPr>
           <w:rStyle w:val="s1"/>
@@ -1889,7 +1891,6 @@
         <w:t>participant</w:t>
       </w:r>
       <w:bookmarkEnd w:id="14"/>
-      <w:proofErr w:type="gramEnd"/>
       <w:r>
         <w:rPr>
           <w:rStyle w:val="s1"/>
@@ -1914,7 +1915,6 @@
           <w:rStyle w:val="s1"/>
           <w:rFonts w:ascii="Times New Roman" w:eastAsia="Times New Roman" w:hAnsi="Times New Roman"/>
         </w:rPr>
-        <w:lastRenderedPageBreak/>
         <w:t>Summarize what you saw and what they told you. Ask if this is accurate.</w:t>
       </w:r>
     </w:p>
@@ -1995,23 +1995,7 @@
           <w:rStyle w:val="s3"/>
           <w:rFonts w:ascii="Times New Roman" w:eastAsia="Times New Roman" w:hAnsi="Times New Roman"/>
         </w:rPr>
-        <w:t xml:space="preserve">I showed him the </w:t>
-      </w:r>
-      <w:proofErr w:type="gramStart"/>
-      <w:r>
-        <w:rPr>
-          <w:rStyle w:val="s3"/>
-          <w:rFonts w:ascii="Times New Roman" w:eastAsia="Times New Roman" w:hAnsi="Times New Roman"/>
-        </w:rPr>
-        <w:t>website, and</w:t>
-      </w:r>
-      <w:proofErr w:type="gramEnd"/>
-      <w:r>
-        <w:rPr>
-          <w:rStyle w:val="s3"/>
-          <w:rFonts w:ascii="Times New Roman" w:eastAsia="Times New Roman" w:hAnsi="Times New Roman"/>
-        </w:rPr>
-        <w:t xml:space="preserve"> </w:t>
+        <w:t xml:space="preserve">I showed him the website, and </w:t>
       </w:r>
       <w:r>
         <w:rPr>
@@ -2032,23 +2016,7 @@
           <w:rStyle w:val="s3"/>
           <w:rFonts w:ascii="Times New Roman" w:eastAsia="Times New Roman" w:hAnsi="Times New Roman"/>
         </w:rPr>
-        <w:t xml:space="preserve">the website and let him look through </w:t>
-      </w:r>
-      <w:proofErr w:type="gramStart"/>
-      <w:r>
-        <w:rPr>
-          <w:rStyle w:val="s3"/>
-          <w:rFonts w:ascii="Times New Roman" w:eastAsia="Times New Roman" w:hAnsi="Times New Roman"/>
-        </w:rPr>
-        <w:t>all of</w:t>
-      </w:r>
-      <w:proofErr w:type="gramEnd"/>
-      <w:r>
-        <w:rPr>
-          <w:rStyle w:val="s3"/>
-          <w:rFonts w:ascii="Times New Roman" w:eastAsia="Times New Roman" w:hAnsi="Times New Roman"/>
-        </w:rPr>
-        <w:t xml:space="preserve"> the parts.</w:t>
+        <w:t>the website and let him look through all of the parts.</w:t>
       </w:r>
       <w:r>
         <w:rPr>
@@ -2062,23 +2030,7 @@
           <w:rStyle w:val="s3"/>
           <w:rFonts w:ascii="Times New Roman" w:eastAsia="Times New Roman" w:hAnsi="Times New Roman"/>
         </w:rPr>
-        <w:t xml:space="preserve">said we just needed to add a home </w:t>
-      </w:r>
-      <w:proofErr w:type="gramStart"/>
-      <w:r>
-        <w:rPr>
-          <w:rStyle w:val="s3"/>
-          <w:rFonts w:ascii="Times New Roman" w:eastAsia="Times New Roman" w:hAnsi="Times New Roman"/>
-        </w:rPr>
-        <w:t>button, and</w:t>
-      </w:r>
-      <w:proofErr w:type="gramEnd"/>
-      <w:r>
-        <w:rPr>
-          <w:rStyle w:val="s3"/>
-          <w:rFonts w:ascii="Times New Roman" w:eastAsia="Times New Roman" w:hAnsi="Times New Roman"/>
-        </w:rPr>
-        <w:t xml:space="preserve"> fix the broken inks and add a better color scheme and improve the overall UI.</w:t>
+        <w:t>said we just needed to add a home button, and fix the broken inks and add a better color scheme and improve the overall UI.</w:t>
       </w:r>
     </w:p>
     <w:p>
@@ -2278,7 +2230,6 @@
         </w:rPr>
         <w:t xml:space="preserve"> 2 </w:t>
       </w:r>
-      <w:proofErr w:type="gramStart"/>
       <w:r>
         <w:rPr>
           <w:rFonts w:ascii="Times New Roman" w:eastAsia="Times New Roman" w:hAnsi="Times New Roman"/>
@@ -2291,7 +2242,6 @@
         </w:rPr>
         <w:t xml:space="preserve"> Jackson</w:t>
       </w:r>
-      <w:proofErr w:type="gramEnd"/>
     </w:p>
     <w:p>
       <w:r>
@@ -2325,6 +2275,7 @@
           <w:b/>
           <w:bCs/>
         </w:rPr>
+        <w:lastRenderedPageBreak/>
         <w:t>First Task:</w:t>
       </w:r>
       <w:r>
@@ -2333,15 +2284,7 @@
     </w:p>
     <w:p>
       <w:r>
-        <w:t xml:space="preserve">He clicked on the team tab in the top left and saw </w:t>
-      </w:r>
-      <w:proofErr w:type="gramStart"/>
-      <w:r>
-        <w:t>all of</w:t>
-      </w:r>
-      <w:proofErr w:type="gramEnd"/>
-      <w:r>
-        <w:t xml:space="preserve"> our names.</w:t>
+        <w:t>He clicked on the team tab in the top left and saw all of our names.</w:t>
       </w:r>
     </w:p>
     <w:p>
@@ -2364,7 +2307,6 @@
     </w:p>
     <w:p>
       <w:r>
-        <w:lastRenderedPageBreak/>
         <w:t>He stated that there was an innovator tab also in the top left, which he clicked on and went to the page.</w:t>
       </w:r>
     </w:p>
@@ -2412,15 +2354,7 @@
     </w:p>
     <w:p>
       <w:r>
-        <w:t xml:space="preserve">Had a bit of a harder time finding what she was known for, but after skimming the biography </w:t>
-      </w:r>
-      <w:proofErr w:type="gramStart"/>
-      <w:r>
-        <w:t>came to the conclusion</w:t>
-      </w:r>
-      <w:proofErr w:type="gramEnd"/>
-      <w:r>
-        <w:t xml:space="preserve"> that she was a computer scientist.</w:t>
+        <w:t>Had a bit of a harder time finding what she was known for, but after skimming the biography came to the conclusion that she was a computer scientist.</w:t>
       </w:r>
     </w:p>
     <w:p>
@@ -2529,23 +2463,7 @@
     </w:p>
     <w:p>
       <w:r>
-        <w:t xml:space="preserve">He claimed that this tab was also very easy to navigate </w:t>
-      </w:r>
-      <w:proofErr w:type="gramStart"/>
-      <w:r>
-        <w:t>to, and</w:t>
-      </w:r>
-      <w:proofErr w:type="gramEnd"/>
-      <w:r>
-        <w:t xml:space="preserve"> also noted that he found complete project boxes with their respective links </w:t>
-      </w:r>
-      <w:proofErr w:type="gramStart"/>
-      <w:r>
-        <w:t>and also</w:t>
-      </w:r>
-      <w:proofErr w:type="gramEnd"/>
-      <w:r>
-        <w:t xml:space="preserve"> blank project boxes that stated they were “coming soon”.</w:t>
+        <w:t>He claimed that this tab was also very easy to navigate to, and also noted that he found complete project boxes with their respective links and also blank project boxes that stated they were “coming soon”.</w:t>
       </w:r>
     </w:p>
     <w:p/>
@@ -2585,7 +2503,6 @@
     </w:p>
     <w:p>
       <w:r>
-        <w:lastRenderedPageBreak/>
         <w:t>He used the web browsers built in back arrow to go back through all the slides to the home page.</w:t>
       </w:r>
     </w:p>
@@ -2658,15 +2575,7 @@
         </w:rPr>
       </w:pPr>
       <w:r>
-        <w:t xml:space="preserve">Is there anything you would suggest </w:t>
-      </w:r>
-      <w:proofErr w:type="gramStart"/>
-      <w:r>
-        <w:t>to improve</w:t>
-      </w:r>
-      <w:proofErr w:type="gramEnd"/>
-      <w:r>
-        <w:t xml:space="preserve"> the site’s navigation?</w:t>
+        <w:t>Is there anything you would suggest to improve the site’s navigation?</w:t>
       </w:r>
     </w:p>
     <w:p>
@@ -2962,7 +2871,6 @@
         </w:rPr>
         <w:t xml:space="preserve">links on </w:t>
       </w:r>
-      <w:proofErr w:type="gramStart"/>
       <w:r>
         <w:rPr>
           <w:rFonts w:ascii="Times New Roman" w:eastAsia="Times New Roman" w:hAnsi="Times New Roman"/>
@@ -2975,7 +2883,6 @@
         </w:rPr>
         <w:t>(</w:t>
       </w:r>
-      <w:proofErr w:type="gramEnd"/>
       <w:r>
         <w:rPr>
           <w:rFonts w:ascii="Times New Roman" w:eastAsia="Times New Roman" w:hAnsi="Times New Roman"/>
@@ -3010,14 +2917,7 @@
         <w:rPr>
           <w:rFonts w:ascii="Times New Roman" w:eastAsia="Times New Roman" w:hAnsi="Times New Roman"/>
         </w:rPr>
-        <w:t xml:space="preserve">innovator </w:t>
-      </w:r>
-      <w:proofErr w:type="gramStart"/>
-      <w:r>
-        <w:rPr>
-          <w:rFonts w:ascii="Times New Roman" w:eastAsia="Times New Roman" w:hAnsi="Times New Roman"/>
-        </w:rPr>
-        <w:t>page</w:t>
+        <w:t>innovator page</w:t>
       </w:r>
       <w:r>
         <w:rPr>
@@ -3025,7 +2925,6 @@
         </w:rPr>
         <w:t>(</w:t>
       </w:r>
-      <w:proofErr w:type="gramEnd"/>
       <w:r>
         <w:rPr>
           <w:rFonts w:ascii="Times New Roman" w:eastAsia="Times New Roman" w:hAnsi="Times New Roman"/>
@@ -3140,7 +3039,6 @@
         </w:rPr>
         <w:t xml:space="preserve">interviewed </w:t>
       </w:r>
-      <w:proofErr w:type="gramStart"/>
       <w:r>
         <w:rPr>
           <w:rFonts w:ascii="Times New Roman" w:eastAsia="Times New Roman" w:hAnsi="Times New Roman"/>
@@ -3153,7 +3051,6 @@
         </w:rPr>
         <w:t>)...</w:t>
       </w:r>
-      <w:proofErr w:type="gramEnd"/>
     </w:p>
     <w:sectPr>
       <w:pgSz w:w="11906" w:h="16838"/>

--- a/Interview notes/Interview_Master.docx
+++ b/Interview notes/Interview_Master.docx
@@ -599,6 +599,7 @@
         <w:t xml:space="preserve">. He said he noticed the box with </w:t>
       </w:r>
       <w:bookmarkStart w:id="5" w:name="_Int_O2ITUZzw"/>
+      <w:proofErr w:type="gramStart"/>
       <w:r>
         <w:rPr>
           <w:rStyle w:val="s3"/>
@@ -607,6 +608,7 @@
         <w:t>all of</w:t>
       </w:r>
       <w:bookmarkEnd w:id="5"/>
+      <w:proofErr w:type="gramEnd"/>
       <w:r>
         <w:rPr>
           <w:rStyle w:val="s3"/>
@@ -1195,8 +1197,17 @@
           <w:rStyle w:val="s3"/>
           <w:rFonts w:ascii="Times New Roman" w:eastAsia="Times New Roman" w:hAnsi="Times New Roman"/>
         </w:rPr>
-        <w:t>He tried to download both of the files</w:t>
-      </w:r>
+        <w:t xml:space="preserve">He tried to download </w:t>
+      </w:r>
+      <w:proofErr w:type="gramStart"/>
+      <w:r>
+        <w:rPr>
+          <w:rStyle w:val="s3"/>
+          <w:rFonts w:ascii="Times New Roman" w:eastAsia="Times New Roman" w:hAnsi="Times New Roman"/>
+        </w:rPr>
+        <w:t>both of the files</w:t>
+      </w:r>
+      <w:proofErr w:type="gramEnd"/>
       <w:r>
         <w:rPr>
           <w:rStyle w:val="s3"/>
@@ -1349,7 +1360,23 @@
           <w:rStyle w:val="s3"/>
           <w:rFonts w:ascii="Times New Roman" w:eastAsia="Times New Roman" w:hAnsi="Times New Roman"/>
         </w:rPr>
-        <w:t xml:space="preserve">He said not really other than just fixing the download links that </w:t>
+        <w:t xml:space="preserve">He said </w:t>
+      </w:r>
+      <w:proofErr w:type="gramStart"/>
+      <w:r>
+        <w:rPr>
+          <w:rStyle w:val="s3"/>
+          <w:rFonts w:ascii="Times New Roman" w:eastAsia="Times New Roman" w:hAnsi="Times New Roman"/>
+        </w:rPr>
+        <w:t>not</w:t>
+      </w:r>
+      <w:proofErr w:type="gramEnd"/>
+      <w:r>
+        <w:rPr>
+          <w:rStyle w:val="s3"/>
+          <w:rFonts w:ascii="Times New Roman" w:eastAsia="Times New Roman" w:hAnsi="Times New Roman"/>
+        </w:rPr>
+        <w:t xml:space="preserve"> really other than just fixing the download links that </w:t>
       </w:r>
       <w:bookmarkStart w:id="12" w:name="_Int_FPleHFcO"/>
       <w:r>
@@ -1535,7 +1562,23 @@
           <w:rStyle w:val="s1"/>
           <w:rFonts w:ascii="Times New Roman" w:eastAsia="Times New Roman" w:hAnsi="Times New Roman"/>
         </w:rPr>
-        <w:t>Great. So I have some questions about this website in general.</w:t>
+        <w:t xml:space="preserve">Great. </w:t>
+      </w:r>
+      <w:proofErr w:type="gramStart"/>
+      <w:r>
+        <w:rPr>
+          <w:rStyle w:val="s1"/>
+          <w:rFonts w:ascii="Times New Roman" w:eastAsia="Times New Roman" w:hAnsi="Times New Roman"/>
+        </w:rPr>
+        <w:t>So</w:t>
+      </w:r>
+      <w:proofErr w:type="gramEnd"/>
+      <w:r>
+        <w:rPr>
+          <w:rStyle w:val="s1"/>
+          <w:rFonts w:ascii="Times New Roman" w:eastAsia="Times New Roman" w:hAnsi="Times New Roman"/>
+        </w:rPr>
+        <w:t xml:space="preserve"> I have some questions about this website in general.</w:t>
       </w:r>
     </w:p>
     <w:p>
@@ -1883,6 +1926,7 @@
         <w:t xml:space="preserve"> the </w:t>
       </w:r>
       <w:bookmarkStart w:id="14" w:name="_Int_DYeFBrjX"/>
+      <w:proofErr w:type="gramStart"/>
       <w:r>
         <w:rPr>
           <w:rStyle w:val="s1"/>
@@ -1891,6 +1935,7 @@
         <w:t>participant</w:t>
       </w:r>
       <w:bookmarkEnd w:id="14"/>
+      <w:proofErr w:type="gramEnd"/>
       <w:r>
         <w:rPr>
           <w:rStyle w:val="s1"/>
@@ -1995,7 +2040,23 @@
           <w:rStyle w:val="s3"/>
           <w:rFonts w:ascii="Times New Roman" w:eastAsia="Times New Roman" w:hAnsi="Times New Roman"/>
         </w:rPr>
-        <w:t xml:space="preserve">I showed him the website, and </w:t>
+        <w:t xml:space="preserve">I showed him the </w:t>
+      </w:r>
+      <w:proofErr w:type="gramStart"/>
+      <w:r>
+        <w:rPr>
+          <w:rStyle w:val="s3"/>
+          <w:rFonts w:ascii="Times New Roman" w:eastAsia="Times New Roman" w:hAnsi="Times New Roman"/>
+        </w:rPr>
+        <w:t>website, and</w:t>
+      </w:r>
+      <w:proofErr w:type="gramEnd"/>
+      <w:r>
+        <w:rPr>
+          <w:rStyle w:val="s3"/>
+          <w:rFonts w:ascii="Times New Roman" w:eastAsia="Times New Roman" w:hAnsi="Times New Roman"/>
+        </w:rPr>
+        <w:t xml:space="preserve"> </w:t>
       </w:r>
       <w:r>
         <w:rPr>
@@ -2016,7 +2077,23 @@
           <w:rStyle w:val="s3"/>
           <w:rFonts w:ascii="Times New Roman" w:eastAsia="Times New Roman" w:hAnsi="Times New Roman"/>
         </w:rPr>
-        <w:t>the website and let him look through all of the parts.</w:t>
+        <w:t xml:space="preserve">the website and let him look through </w:t>
+      </w:r>
+      <w:proofErr w:type="gramStart"/>
+      <w:r>
+        <w:rPr>
+          <w:rStyle w:val="s3"/>
+          <w:rFonts w:ascii="Times New Roman" w:eastAsia="Times New Roman" w:hAnsi="Times New Roman"/>
+        </w:rPr>
+        <w:t>all of</w:t>
+      </w:r>
+      <w:proofErr w:type="gramEnd"/>
+      <w:r>
+        <w:rPr>
+          <w:rStyle w:val="s3"/>
+          <w:rFonts w:ascii="Times New Roman" w:eastAsia="Times New Roman" w:hAnsi="Times New Roman"/>
+        </w:rPr>
+        <w:t xml:space="preserve"> the parts.</w:t>
       </w:r>
       <w:r>
         <w:rPr>
@@ -2030,7 +2107,23 @@
           <w:rStyle w:val="s3"/>
           <w:rFonts w:ascii="Times New Roman" w:eastAsia="Times New Roman" w:hAnsi="Times New Roman"/>
         </w:rPr>
-        <w:t>said we just needed to add a home button, and fix the broken inks and add a better color scheme and improve the overall UI.</w:t>
+        <w:t xml:space="preserve">said we just needed to add a home </w:t>
+      </w:r>
+      <w:proofErr w:type="gramStart"/>
+      <w:r>
+        <w:rPr>
+          <w:rStyle w:val="s3"/>
+          <w:rFonts w:ascii="Times New Roman" w:eastAsia="Times New Roman" w:hAnsi="Times New Roman"/>
+        </w:rPr>
+        <w:t>button, and</w:t>
+      </w:r>
+      <w:proofErr w:type="gramEnd"/>
+      <w:r>
+        <w:rPr>
+          <w:rStyle w:val="s3"/>
+          <w:rFonts w:ascii="Times New Roman" w:eastAsia="Times New Roman" w:hAnsi="Times New Roman"/>
+        </w:rPr>
+        <w:t xml:space="preserve"> fix the broken inks and add a better color scheme and improve the overall UI.</w:t>
       </w:r>
     </w:p>
     <w:p>
@@ -2230,6 +2323,7 @@
         </w:rPr>
         <w:t xml:space="preserve"> 2 </w:t>
       </w:r>
+      <w:proofErr w:type="gramStart"/>
       <w:r>
         <w:rPr>
           <w:rFonts w:ascii="Times New Roman" w:eastAsia="Times New Roman" w:hAnsi="Times New Roman"/>
@@ -2242,6 +2336,7 @@
         </w:rPr>
         <w:t xml:space="preserve"> Jackson</w:t>
       </w:r>
+      <w:proofErr w:type="gramEnd"/>
     </w:p>
     <w:p>
       <w:r>
@@ -2284,7 +2379,15 @@
     </w:p>
     <w:p>
       <w:r>
-        <w:t>He clicked on the team tab in the top left and saw all of our names.</w:t>
+        <w:t xml:space="preserve">He clicked on the team tab in the top left and saw </w:t>
+      </w:r>
+      <w:proofErr w:type="gramStart"/>
+      <w:r>
+        <w:t>all of</w:t>
+      </w:r>
+      <w:proofErr w:type="gramEnd"/>
+      <w:r>
+        <w:t xml:space="preserve"> our names.</w:t>
       </w:r>
     </w:p>
     <w:p>
@@ -2354,7 +2457,15 @@
     </w:p>
     <w:p>
       <w:r>
-        <w:t>Had a bit of a harder time finding what she was known for, but after skimming the biography came to the conclusion that she was a computer scientist.</w:t>
+        <w:t xml:space="preserve">Had a bit of a harder time finding what she was known for, but after skimming the biography </w:t>
+      </w:r>
+      <w:proofErr w:type="gramStart"/>
+      <w:r>
+        <w:t>came to the conclusion</w:t>
+      </w:r>
+      <w:proofErr w:type="gramEnd"/>
+      <w:r>
+        <w:t xml:space="preserve"> that she was a computer scientist.</w:t>
       </w:r>
     </w:p>
     <w:p>
@@ -2463,7 +2574,23 @@
     </w:p>
     <w:p>
       <w:r>
-        <w:t>He claimed that this tab was also very easy to navigate to, and also noted that he found complete project boxes with their respective links and also blank project boxes that stated they were “coming soon”.</w:t>
+        <w:t xml:space="preserve">He claimed that this tab was also very easy to navigate </w:t>
+      </w:r>
+      <w:proofErr w:type="gramStart"/>
+      <w:r>
+        <w:t>to, and</w:t>
+      </w:r>
+      <w:proofErr w:type="gramEnd"/>
+      <w:r>
+        <w:t xml:space="preserve"> also noted that he found complete project boxes with their respective links </w:t>
+      </w:r>
+      <w:proofErr w:type="gramStart"/>
+      <w:r>
+        <w:t>and also</w:t>
+      </w:r>
+      <w:proofErr w:type="gramEnd"/>
+      <w:r>
+        <w:t xml:space="preserve"> blank project boxes that stated they were “coming soon”.</w:t>
       </w:r>
     </w:p>
     <w:p/>
@@ -2575,7 +2702,15 @@
         </w:rPr>
       </w:pPr>
       <w:r>
-        <w:t>Is there anything you would suggest to improve the site’s navigation?</w:t>
+        <w:t xml:space="preserve">Is there anything you would suggest </w:t>
+      </w:r>
+      <w:proofErr w:type="gramStart"/>
+      <w:r>
+        <w:t>to improve</w:t>
+      </w:r>
+      <w:proofErr w:type="gramEnd"/>
+      <w:r>
+        <w:t xml:space="preserve"> the site’s navigation?</w:t>
       </w:r>
     </w:p>
     <w:p>
@@ -2693,6 +2828,225 @@
       </w:r>
     </w:p>
     <w:p>
+      <w:r>
+        <w:t>5/11/2026</w:t>
+      </w:r>
+    </w:p>
+    <w:p>
+      <w:r>
+        <w:t>Classroom D104</w:t>
+      </w:r>
+    </w:p>
+    <w:p>
+      <w:r>
+        <w:t>Alex Richardson</w:t>
+      </w:r>
+    </w:p>
+    <w:p>
+      <w:r>
+        <w:t>I101 lab mate (Not on team)</w:t>
+      </w:r>
+    </w:p>
+    <w:p>
+      <w:r>
+        <w:t>Think Aloud:</w:t>
+      </w:r>
+    </w:p>
+    <w:p>
+      <w:r>
+        <w:t>• Task One</w:t>
+      </w:r>
+    </w:p>
+    <w:p>
+      <w:r>
+        <w:t>- found team button easily without struggle</w:t>
+      </w:r>
+    </w:p>
+    <w:p>
+      <w:r>
+        <w:t>- wanted more into about people</w:t>
+      </w:r>
+    </w:p>
+    <w:p>
+      <w:r>
+        <w:t>- Said that he liked how simple it was to find button</w:t>
+      </w:r>
+    </w:p>
+    <w:p>
+      <w:r>
+        <w:t>a task two</w:t>
+      </w:r>
+    </w:p>
+    <w:p>
+      <w:r>
+        <w:t>- found basic background</w:t>
+      </w:r>
+    </w:p>
+    <w:p>
+      <w:r>
+        <w:t>- found all different sections simply.</w:t>
+      </w:r>
+    </w:p>
+    <w:p>
+      <w:r>
+        <w:t>- found what they were known for in contributions</w:t>
+      </w:r>
+    </w:p>
+    <w:p>
+      <w:r>
+        <w:t>- quickly found memorable idea</w:t>
+      </w:r>
+    </w:p>
+    <w:p>
+      <w:r>
+        <w:t>-Nothing else he wanted to know except for more info on actual calculations</w:t>
+      </w:r>
+    </w:p>
+    <w:p>
+      <w:r>
+        <w:t xml:space="preserve">- Said page looked disorganized (not all </w:t>
+      </w:r>
+      <w:proofErr w:type="spellStart"/>
+      <w:r>
+        <w:t>centered</w:t>
+      </w:r>
+      <w:proofErr w:type="spellEnd"/>
+      <w:r>
+        <w:t>)</w:t>
+      </w:r>
+    </w:p>
+    <w:p>
+      <w:r>
+        <w:t>-Images were random</w:t>
+      </w:r>
+    </w:p>
+    <w:p>
+      <w:r>
+        <w:t>- information tight (hard to read)</w:t>
+      </w:r>
+    </w:p>
+    <w:p>
+      <w:r>
+        <w:t xml:space="preserve"> task 3</w:t>
+      </w:r>
+    </w:p>
+    <w:p>
+      <w:r>
+        <w:t>- found process button easily</w:t>
+      </w:r>
+    </w:p>
+    <w:p>
+      <w:r>
+        <w:t>- Saw coming soon text so just said to put that in</w:t>
+      </w:r>
+    </w:p>
+    <w:p>
+      <w:r>
+        <w:t>- files didn't download so no info could be collected</w:t>
+      </w:r>
+    </w:p>
+    <w:p>
+      <w:r>
+        <w:lastRenderedPageBreak/>
+        <w:t>- Finish filling out process page</w:t>
+      </w:r>
+    </w:p>
+    <w:p>
+      <w:r>
+        <w:t>task 4</w:t>
+      </w:r>
+    </w:p>
+    <w:p>
+      <w:r>
+        <w:t>-remembered first page that eh started on</w:t>
+      </w:r>
+    </w:p>
+    <w:p>
+      <w:r>
+        <w:t>- couldn’t find the button to get back</w:t>
+      </w:r>
+    </w:p>
+    <w:p>
+      <w:r>
+        <w:t>"First impressions</w:t>
+      </w:r>
+    </w:p>
+    <w:p>
+      <w:r>
+        <w:t>- Seems unfinished (liked team page)</w:t>
+      </w:r>
+    </w:p>
+    <w:p>
+      <w:r>
+        <w:t>- the layout was good but needs a couple tweaks and more images</w:t>
+      </w:r>
+    </w:p>
+    <w:p>
+      <w:r>
+        <w:t>- Nothing difficult of confusing</w:t>
+      </w:r>
+    </w:p>
+    <w:p>
+      <w:r>
+        <w:t>-improvements on navigation the buttons seem out of place</w:t>
+      </w:r>
+    </w:p>
+    <w:p>
+      <w:r>
+        <w:t xml:space="preserve">"Liked </w:t>
+      </w:r>
+      <w:proofErr w:type="spellStart"/>
+      <w:r>
+        <w:t>color</w:t>
+      </w:r>
+      <w:proofErr w:type="spellEnd"/>
+      <w:r>
+        <w:t xml:space="preserve"> choices and overall design</w:t>
+      </w:r>
+    </w:p>
+    <w:p>
+      <w:r>
+        <w:t>*Summary</w:t>
+      </w:r>
+    </w:p>
+    <w:p>
+      <w:r>
+        <w:t xml:space="preserve">The website overall is good besides a couple minor tweaks, was able to find all the buttons and navigate easy but couldn't get back to the </w:t>
+      </w:r>
+      <w:proofErr w:type="spellStart"/>
+      <w:r>
+        <w:t>homePage</w:t>
+      </w:r>
+      <w:proofErr w:type="spellEnd"/>
+      <w:r>
+        <w:t xml:space="preserve">. Some of the design was unfinished or unpolished images were random, not </w:t>
+      </w:r>
+      <w:proofErr w:type="spellStart"/>
+      <w:r>
+        <w:t>centered</w:t>
+      </w:r>
+      <w:proofErr w:type="spellEnd"/>
+      <w:r>
+        <w:t xml:space="preserve"> and information was tight and hard to read and wanted more info on calculations. The files did not work on process page. He liked the </w:t>
+      </w:r>
+      <w:proofErr w:type="spellStart"/>
+      <w:r>
+        <w:t>color</w:t>
+      </w:r>
+      <w:proofErr w:type="spellEnd"/>
+      <w:r>
+        <w:t xml:space="preserve"> choice but didn’t like how the buttons were laid out, Overall, the websites good but is </w:t>
+      </w:r>
+      <w:proofErr w:type="gramStart"/>
+      <w:r>
+        <w:t>definitely not</w:t>
+      </w:r>
+      <w:proofErr w:type="gramEnd"/>
+      <w:r>
+        <w:t xml:space="preserve"> finished.</w:t>
+      </w:r>
+    </w:p>
+    <w:p>
       <w:pPr>
         <w:pStyle w:val="li1"/>
         <w:rPr>
@@ -2871,6 +3225,7 @@
         </w:rPr>
         <w:t xml:space="preserve">links on </w:t>
       </w:r>
+      <w:proofErr w:type="gramStart"/>
       <w:r>
         <w:rPr>
           <w:rFonts w:ascii="Times New Roman" w:eastAsia="Times New Roman" w:hAnsi="Times New Roman"/>
@@ -2883,6 +3238,7 @@
         </w:rPr>
         <w:t>(</w:t>
       </w:r>
+      <w:proofErr w:type="gramEnd"/>
       <w:r>
         <w:rPr>
           <w:rFonts w:ascii="Times New Roman" w:eastAsia="Times New Roman" w:hAnsi="Times New Roman"/>
@@ -2917,7 +3273,14 @@
         <w:rPr>
           <w:rFonts w:ascii="Times New Roman" w:eastAsia="Times New Roman" w:hAnsi="Times New Roman"/>
         </w:rPr>
-        <w:t>innovator page</w:t>
+        <w:t xml:space="preserve">innovator </w:t>
+      </w:r>
+      <w:proofErr w:type="gramStart"/>
+      <w:r>
+        <w:rPr>
+          <w:rFonts w:ascii="Times New Roman" w:eastAsia="Times New Roman" w:hAnsi="Times New Roman"/>
+        </w:rPr>
+        <w:t>page</w:t>
       </w:r>
       <w:r>
         <w:rPr>
@@ -2925,6 +3288,7 @@
         </w:rPr>
         <w:t>(</w:t>
       </w:r>
+      <w:proofErr w:type="gramEnd"/>
       <w:r>
         <w:rPr>
           <w:rFonts w:ascii="Times New Roman" w:eastAsia="Times New Roman" w:hAnsi="Times New Roman"/>
@@ -3039,6 +3403,7 @@
         </w:rPr>
         <w:t xml:space="preserve">interviewed </w:t>
       </w:r>
+      <w:proofErr w:type="gramStart"/>
       <w:r>
         <w:rPr>
           <w:rFonts w:ascii="Times New Roman" w:eastAsia="Times New Roman" w:hAnsi="Times New Roman"/>
@@ -3051,6 +3416,7 @@
         </w:rPr>
         <w:t>)...</w:t>
       </w:r>
+      <w:proofErr w:type="gramEnd"/>
     </w:p>
     <w:sectPr>
       <w:pgSz w:w="11906" w:h="16838"/>

--- a/Interview notes/Interview_Master.docx
+++ b/Interview notes/Interview_Master.docx
@@ -599,7 +599,6 @@
         <w:t xml:space="preserve">. He said he noticed the box with </w:t>
       </w:r>
       <w:bookmarkStart w:id="5" w:name="_Int_O2ITUZzw"/>
-      <w:proofErr w:type="gramStart"/>
       <w:r>
         <w:rPr>
           <w:rStyle w:val="s3"/>
@@ -608,7 +607,6 @@
         <w:t>all of</w:t>
       </w:r>
       <w:bookmarkEnd w:id="5"/>
-      <w:proofErr w:type="gramEnd"/>
       <w:r>
         <w:rPr>
           <w:rStyle w:val="s3"/>
@@ -989,23 +987,7 @@
           <w:rStyle w:val="s3"/>
           <w:rFonts w:ascii="Times New Roman" w:eastAsia="Times New Roman" w:hAnsi="Times New Roman"/>
         </w:rPr>
-        <w:t xml:space="preserve">He said not really because he </w:t>
-      </w:r>
-      <w:proofErr w:type="spellStart"/>
-      <w:r>
-        <w:rPr>
-          <w:rStyle w:val="s3"/>
-          <w:rFonts w:ascii="Times New Roman" w:eastAsia="Times New Roman" w:hAnsi="Times New Roman"/>
-        </w:rPr>
-        <w:t>didnt</w:t>
-      </w:r>
-      <w:proofErr w:type="spellEnd"/>
-      <w:r>
-        <w:rPr>
-          <w:rStyle w:val="s3"/>
-          <w:rFonts w:ascii="Times New Roman" w:eastAsia="Times New Roman" w:hAnsi="Times New Roman"/>
-        </w:rPr>
-        <w:t xml:space="preserve"> know much about Katherine Johnson to begin with</w:t>
+        <w:t>He said not really because he didnt know much about Katherine Johnson to begin with</w:t>
       </w:r>
       <w:r>
         <w:rPr>
@@ -1188,7 +1170,6 @@
           <w:rStyle w:val="s3"/>
           <w:rFonts w:ascii="Times New Roman" w:eastAsia="Times New Roman" w:hAnsi="Times New Roman"/>
         </w:rPr>
-        <w:lastRenderedPageBreak/>
         <w:t xml:space="preserve">He clicked on the process button in the nav bar. </w:t>
       </w:r>
       <w:bookmarkStart w:id="11" w:name="_Int_bjc5Q6NA"/>
@@ -1197,17 +1178,8 @@
           <w:rStyle w:val="s3"/>
           <w:rFonts w:ascii="Times New Roman" w:eastAsia="Times New Roman" w:hAnsi="Times New Roman"/>
         </w:rPr>
-        <w:t xml:space="preserve">He tried to download </w:t>
-      </w:r>
-      <w:proofErr w:type="gramStart"/>
-      <w:r>
-        <w:rPr>
-          <w:rStyle w:val="s3"/>
-          <w:rFonts w:ascii="Times New Roman" w:eastAsia="Times New Roman" w:hAnsi="Times New Roman"/>
-        </w:rPr>
-        <w:t>both of the files</w:t>
-      </w:r>
-      <w:proofErr w:type="gramEnd"/>
+        <w:t>He tried to download both of the files</w:t>
+      </w:r>
       <w:r>
         <w:rPr>
           <w:rStyle w:val="s3"/>
@@ -1360,23 +1332,7 @@
           <w:rStyle w:val="s3"/>
           <w:rFonts w:ascii="Times New Roman" w:eastAsia="Times New Roman" w:hAnsi="Times New Roman"/>
         </w:rPr>
-        <w:t xml:space="preserve">He said </w:t>
-      </w:r>
-      <w:proofErr w:type="gramStart"/>
-      <w:r>
-        <w:rPr>
-          <w:rStyle w:val="s3"/>
-          <w:rFonts w:ascii="Times New Roman" w:eastAsia="Times New Roman" w:hAnsi="Times New Roman"/>
-        </w:rPr>
-        <w:t>not</w:t>
-      </w:r>
-      <w:proofErr w:type="gramEnd"/>
-      <w:r>
-        <w:rPr>
-          <w:rStyle w:val="s3"/>
-          <w:rFonts w:ascii="Times New Roman" w:eastAsia="Times New Roman" w:hAnsi="Times New Roman"/>
-        </w:rPr>
-        <w:t xml:space="preserve"> really other than just fixing the download links that </w:t>
+        <w:t xml:space="preserve">He said not really other than just fixing the download links that </w:t>
       </w:r>
       <w:bookmarkStart w:id="12" w:name="_Int_FPleHFcO"/>
       <w:r>
@@ -1562,23 +1518,7 @@
           <w:rStyle w:val="s1"/>
           <w:rFonts w:ascii="Times New Roman" w:eastAsia="Times New Roman" w:hAnsi="Times New Roman"/>
         </w:rPr>
-        <w:t xml:space="preserve">Great. </w:t>
-      </w:r>
-      <w:proofErr w:type="gramStart"/>
-      <w:r>
-        <w:rPr>
-          <w:rStyle w:val="s1"/>
-          <w:rFonts w:ascii="Times New Roman" w:eastAsia="Times New Roman" w:hAnsi="Times New Roman"/>
-        </w:rPr>
-        <w:t>So</w:t>
-      </w:r>
-      <w:proofErr w:type="gramEnd"/>
-      <w:r>
-        <w:rPr>
-          <w:rStyle w:val="s1"/>
-          <w:rFonts w:ascii="Times New Roman" w:eastAsia="Times New Roman" w:hAnsi="Times New Roman"/>
-        </w:rPr>
-        <w:t xml:space="preserve"> I have some questions about this website in general.</w:t>
+        <w:t>Great. So I have some questions about this website in general.</w:t>
       </w:r>
     </w:p>
     <w:p>
@@ -1818,7 +1758,6 @@
           <w:rStyle w:val="s3"/>
           <w:rFonts w:ascii="Times New Roman" w:eastAsia="Times New Roman" w:hAnsi="Times New Roman"/>
         </w:rPr>
-        <w:lastRenderedPageBreak/>
         <w:t xml:space="preserve">He said he thinks we should use a “Fancy” font that looks nicer and </w:t>
       </w:r>
       <w:r>
@@ -1926,7 +1865,6 @@
         <w:t xml:space="preserve"> the </w:t>
       </w:r>
       <w:bookmarkStart w:id="14" w:name="_Int_DYeFBrjX"/>
-      <w:proofErr w:type="gramStart"/>
       <w:r>
         <w:rPr>
           <w:rStyle w:val="s1"/>
@@ -1935,7 +1873,6 @@
         <w:t>participant</w:t>
       </w:r>
       <w:bookmarkEnd w:id="14"/>
-      <w:proofErr w:type="gramEnd"/>
       <w:r>
         <w:rPr>
           <w:rStyle w:val="s1"/>
@@ -2040,23 +1977,7 @@
           <w:rStyle w:val="s3"/>
           <w:rFonts w:ascii="Times New Roman" w:eastAsia="Times New Roman" w:hAnsi="Times New Roman"/>
         </w:rPr>
-        <w:t xml:space="preserve">I showed him the </w:t>
-      </w:r>
-      <w:proofErr w:type="gramStart"/>
-      <w:r>
-        <w:rPr>
-          <w:rStyle w:val="s3"/>
-          <w:rFonts w:ascii="Times New Roman" w:eastAsia="Times New Roman" w:hAnsi="Times New Roman"/>
-        </w:rPr>
-        <w:t>website, and</w:t>
-      </w:r>
-      <w:proofErr w:type="gramEnd"/>
-      <w:r>
-        <w:rPr>
-          <w:rStyle w:val="s3"/>
-          <w:rFonts w:ascii="Times New Roman" w:eastAsia="Times New Roman" w:hAnsi="Times New Roman"/>
-        </w:rPr>
-        <w:t xml:space="preserve"> </w:t>
+        <w:t xml:space="preserve">I showed him the website, and </w:t>
       </w:r>
       <w:r>
         <w:rPr>
@@ -2077,23 +1998,7 @@
           <w:rStyle w:val="s3"/>
           <w:rFonts w:ascii="Times New Roman" w:eastAsia="Times New Roman" w:hAnsi="Times New Roman"/>
         </w:rPr>
-        <w:t xml:space="preserve">the website and let him look through </w:t>
-      </w:r>
-      <w:proofErr w:type="gramStart"/>
-      <w:r>
-        <w:rPr>
-          <w:rStyle w:val="s3"/>
-          <w:rFonts w:ascii="Times New Roman" w:eastAsia="Times New Roman" w:hAnsi="Times New Roman"/>
-        </w:rPr>
-        <w:t>all of</w:t>
-      </w:r>
-      <w:proofErr w:type="gramEnd"/>
-      <w:r>
-        <w:rPr>
-          <w:rStyle w:val="s3"/>
-          <w:rFonts w:ascii="Times New Roman" w:eastAsia="Times New Roman" w:hAnsi="Times New Roman"/>
-        </w:rPr>
-        <w:t xml:space="preserve"> the parts.</w:t>
+        <w:t>the website and let him look through all of the parts.</w:t>
       </w:r>
       <w:r>
         <w:rPr>
@@ -2107,23 +2012,7 @@
           <w:rStyle w:val="s3"/>
           <w:rFonts w:ascii="Times New Roman" w:eastAsia="Times New Roman" w:hAnsi="Times New Roman"/>
         </w:rPr>
-        <w:t xml:space="preserve">said we just needed to add a home </w:t>
-      </w:r>
-      <w:proofErr w:type="gramStart"/>
-      <w:r>
-        <w:rPr>
-          <w:rStyle w:val="s3"/>
-          <w:rFonts w:ascii="Times New Roman" w:eastAsia="Times New Roman" w:hAnsi="Times New Roman"/>
-        </w:rPr>
-        <w:t>button, and</w:t>
-      </w:r>
-      <w:proofErr w:type="gramEnd"/>
-      <w:r>
-        <w:rPr>
-          <w:rStyle w:val="s3"/>
-          <w:rFonts w:ascii="Times New Roman" w:eastAsia="Times New Roman" w:hAnsi="Times New Roman"/>
-        </w:rPr>
-        <w:t xml:space="preserve"> fix the broken inks and add a better color scheme and improve the overall UI.</w:t>
+        <w:t>said we just needed to add a home button, and fix the broken inks and add a better color scheme and improve the overall UI.</w:t>
       </w:r>
     </w:p>
     <w:p>
@@ -2323,7 +2212,6 @@
         </w:rPr>
         <w:t xml:space="preserve"> 2 </w:t>
       </w:r>
-      <w:proofErr w:type="gramStart"/>
       <w:r>
         <w:rPr>
           <w:rFonts w:ascii="Times New Roman" w:eastAsia="Times New Roman" w:hAnsi="Times New Roman"/>
@@ -2336,7 +2224,6 @@
         </w:rPr>
         <w:t xml:space="preserve"> Jackson</w:t>
       </w:r>
-      <w:proofErr w:type="gramEnd"/>
     </w:p>
     <w:p>
       <w:r>
@@ -2370,7 +2257,6 @@
           <w:b/>
           <w:bCs/>
         </w:rPr>
-        <w:lastRenderedPageBreak/>
         <w:t>First Task:</w:t>
       </w:r>
       <w:r>
@@ -2379,15 +2265,7 @@
     </w:p>
     <w:p>
       <w:r>
-        <w:t xml:space="preserve">He clicked on the team tab in the top left and saw </w:t>
-      </w:r>
-      <w:proofErr w:type="gramStart"/>
-      <w:r>
-        <w:t>all of</w:t>
-      </w:r>
-      <w:proofErr w:type="gramEnd"/>
-      <w:r>
-        <w:t xml:space="preserve"> our names.</w:t>
+        <w:t>He clicked on the team tab in the top left and saw all of our names.</w:t>
       </w:r>
     </w:p>
     <w:p>
@@ -2457,15 +2335,7 @@
     </w:p>
     <w:p>
       <w:r>
-        <w:t xml:space="preserve">Had a bit of a harder time finding what she was known for, but after skimming the biography </w:t>
-      </w:r>
-      <w:proofErr w:type="gramStart"/>
-      <w:r>
-        <w:t>came to the conclusion</w:t>
-      </w:r>
-      <w:proofErr w:type="gramEnd"/>
-      <w:r>
-        <w:t xml:space="preserve"> that she was a computer scientist.</w:t>
+        <w:t>Had a bit of a harder time finding what she was known for, but after skimming the biography came to the conclusion that she was a computer scientist.</w:t>
       </w:r>
     </w:p>
     <w:p>
@@ -2486,15 +2356,7 @@
     </w:p>
     <w:p>
       <w:r>
-        <w:t xml:space="preserve">He answered with her being a </w:t>
-      </w:r>
-      <w:proofErr w:type="spellStart"/>
-      <w:r>
-        <w:t>colored</w:t>
-      </w:r>
-      <w:proofErr w:type="spellEnd"/>
-      <w:r>
-        <w:t xml:space="preserve"> woman in a men’s field and she found major success in that field.</w:t>
+        <w:t>He answered with her being a colored woman in a men’s field and she found major success in that field.</w:t>
       </w:r>
     </w:p>
     <w:p>
@@ -2539,15 +2401,7 @@
         <w:ind w:left="360"/>
       </w:pPr>
       <w:r>
-        <w:t xml:space="preserve">He answered with saying that he recommended possibly adding more photos of the innovator along with </w:t>
-      </w:r>
-      <w:proofErr w:type="spellStart"/>
-      <w:r>
-        <w:t>centering</w:t>
-      </w:r>
-      <w:proofErr w:type="spellEnd"/>
-      <w:r>
-        <w:t xml:space="preserve"> the bottom text boxes better.</w:t>
+        <w:t>He answered with saying that he recommended possibly adding more photos of the innovator along with centering the bottom text boxes better.</w:t>
       </w:r>
     </w:p>
     <w:p>
@@ -2574,23 +2428,7 @@
     </w:p>
     <w:p>
       <w:r>
-        <w:t xml:space="preserve">He claimed that this tab was also very easy to navigate </w:t>
-      </w:r>
-      <w:proofErr w:type="gramStart"/>
-      <w:r>
-        <w:t>to, and</w:t>
-      </w:r>
-      <w:proofErr w:type="gramEnd"/>
-      <w:r>
-        <w:t xml:space="preserve"> also noted that he found complete project boxes with their respective links </w:t>
-      </w:r>
-      <w:proofErr w:type="gramStart"/>
-      <w:r>
-        <w:t>and also</w:t>
-      </w:r>
-      <w:proofErr w:type="gramEnd"/>
-      <w:r>
-        <w:t xml:space="preserve"> blank project boxes that stated they were “coming soon”.</w:t>
+        <w:t>He claimed that this tab was also very easy to navigate to, and also noted that he found complete project boxes with their respective links and also blank project boxes that stated they were “coming soon”.</w:t>
       </w:r>
     </w:p>
     <w:p/>
@@ -2702,15 +2540,7 @@
         </w:rPr>
       </w:pPr>
       <w:r>
-        <w:t xml:space="preserve">Is there anything you would suggest </w:t>
-      </w:r>
-      <w:proofErr w:type="gramStart"/>
-      <w:r>
-        <w:t>to improve</w:t>
-      </w:r>
-      <w:proofErr w:type="gramEnd"/>
-      <w:r>
-        <w:t xml:space="preserve"> the site’s navigation?</w:t>
+        <w:t>Is there anything you would suggest to improve the site’s navigation?</w:t>
       </w:r>
     </w:p>
     <w:p>
@@ -2815,7 +2645,6 @@
     </w:p>
     <w:p>
       <w:pPr>
-        <w:pStyle w:val="li1"/>
         <w:rPr>
           <w:rFonts w:ascii="Times New Roman" w:eastAsia="Times New Roman" w:hAnsi="Times New Roman"/>
         </w:rPr>
@@ -2826,8 +2655,19 @@
         </w:rPr>
         <w:t>Interview 3</w:t>
       </w:r>
-    </w:p>
-    <w:p>
+      <w:r>
+        <w:rPr>
+          <w:rFonts w:ascii="Times New Roman" w:eastAsia="Times New Roman" w:hAnsi="Times New Roman"/>
+        </w:rPr>
+        <w:t xml:space="preserve"> – Jax</w:t>
+      </w:r>
+    </w:p>
+    <w:p>
+      <w:pPr>
+        <w:rPr>
+          <w:rFonts w:ascii="Times New Roman" w:eastAsia="Times New Roman" w:hAnsi="Times New Roman"/>
+        </w:rPr>
+      </w:pPr>
       <w:r>
         <w:t>5/11/2026</w:t>
       </w:r>
@@ -2904,15 +2744,7 @@
     </w:p>
     <w:p>
       <w:r>
-        <w:t xml:space="preserve">- Said page looked disorganized (not all </w:t>
-      </w:r>
-      <w:proofErr w:type="spellStart"/>
-      <w:r>
-        <w:t>centered</w:t>
-      </w:r>
-      <w:proofErr w:type="spellEnd"/>
-      <w:r>
-        <w:t>)</w:t>
+        <w:t>- Said page looked disorganized (not all centered)</w:t>
       </w:r>
     </w:p>
     <w:p>
@@ -2947,7 +2779,6 @@
     </w:p>
     <w:p>
       <w:r>
-        <w:lastRenderedPageBreak/>
         <w:t>- Finish filling out process page</w:t>
       </w:r>
     </w:p>
@@ -2993,15 +2824,7 @@
     </w:p>
     <w:p>
       <w:r>
-        <w:t xml:space="preserve">"Liked </w:t>
-      </w:r>
-      <w:proofErr w:type="spellStart"/>
-      <w:r>
-        <w:t>color</w:t>
-      </w:r>
-      <w:proofErr w:type="spellEnd"/>
-      <w:r>
-        <w:t xml:space="preserve"> choices and overall design</w:t>
+        <w:t>"Liked color choices and overall design</w:t>
       </w:r>
     </w:p>
     <w:p>
@@ -3011,39 +2834,185 @@
     </w:p>
     <w:p>
       <w:r>
-        <w:t xml:space="preserve">The website overall is good besides a couple minor tweaks, was able to find all the buttons and navigate easy but couldn't get back to the </w:t>
-      </w:r>
-      <w:proofErr w:type="spellStart"/>
-      <w:r>
-        <w:t>homePage</w:t>
-      </w:r>
-      <w:proofErr w:type="spellEnd"/>
-      <w:r>
-        <w:t xml:space="preserve">. Some of the design was unfinished or unpolished images were random, not </w:t>
-      </w:r>
-      <w:proofErr w:type="spellStart"/>
-      <w:r>
-        <w:t>centered</w:t>
-      </w:r>
-      <w:proofErr w:type="spellEnd"/>
-      <w:r>
-        <w:t xml:space="preserve"> and information was tight and hard to read and wanted more info on calculations. The files did not work on process page. He liked the </w:t>
-      </w:r>
-      <w:proofErr w:type="spellStart"/>
-      <w:r>
-        <w:t>color</w:t>
-      </w:r>
-      <w:proofErr w:type="spellEnd"/>
-      <w:r>
-        <w:t xml:space="preserve"> choice but didn’t like how the buttons were laid out, Overall, the websites good but is </w:t>
-      </w:r>
-      <w:proofErr w:type="gramStart"/>
-      <w:r>
-        <w:t>definitely not</w:t>
-      </w:r>
-      <w:proofErr w:type="gramEnd"/>
-      <w:r>
-        <w:t xml:space="preserve"> finished.</w:t>
+        <w:t>The website overall is good besides a couple minor tweaks, was able to find all the buttons and navigate easy but couldn't get back to the homePage. Some of the design was unfinished or unpolished images were random, not centered and information was tight and hard to read and wanted more info on calculations. The files did not work on process page. He liked the color choice but didn’t like how the buttons were laid out, Overall, the websites good but is definitely not finished.</w:t>
+      </w:r>
+    </w:p>
+    <w:p>
+      <w:pPr>
+        <w:pStyle w:val="li1"/>
+        <w:rPr>
+          <w:rFonts w:ascii="Times New Roman" w:eastAsia="Times New Roman" w:hAnsi="Times New Roman"/>
+        </w:rPr>
+      </w:pPr>
+    </w:p>
+    <w:p>
+      <w:r>
+        <w:t>5/11/2026</w:t>
+      </w:r>
+    </w:p>
+    <w:p>
+      <w:r>
+        <w:t>Classroom D104</w:t>
+      </w:r>
+    </w:p>
+    <w:p>
+      <w:r>
+        <w:t>Alex Richardson</w:t>
+      </w:r>
+    </w:p>
+    <w:p>
+      <w:r>
+        <w:t>I101 lab mate (Not on team)</w:t>
+      </w:r>
+    </w:p>
+    <w:p>
+      <w:r>
+        <w:t>Think Aloud:</w:t>
+      </w:r>
+    </w:p>
+    <w:p>
+      <w:r>
+        <w:t>• Task One</w:t>
+      </w:r>
+    </w:p>
+    <w:p>
+      <w:r>
+        <w:t>- found team button easily without struggle</w:t>
+      </w:r>
+    </w:p>
+    <w:p>
+      <w:r>
+        <w:t>- wanted more into about people</w:t>
+      </w:r>
+    </w:p>
+    <w:p>
+      <w:r>
+        <w:t>- Said that he liked how simple it was to find button</w:t>
+      </w:r>
+    </w:p>
+    <w:p>
+      <w:r>
+        <w:t>a task two</w:t>
+      </w:r>
+    </w:p>
+    <w:p>
+      <w:r>
+        <w:t>- found basic background</w:t>
+      </w:r>
+    </w:p>
+    <w:p>
+      <w:r>
+        <w:t>- found all different sections simply.</w:t>
+      </w:r>
+    </w:p>
+    <w:p>
+      <w:r>
+        <w:t>- found what they were known for in contributions</w:t>
+      </w:r>
+    </w:p>
+    <w:p>
+      <w:r>
+        <w:t>- quickly found memorable idea</w:t>
+      </w:r>
+    </w:p>
+    <w:p>
+      <w:r>
+        <w:t>-Nothing else he wanted to know except for more info on actual calculations</w:t>
+      </w:r>
+    </w:p>
+    <w:p>
+      <w:r>
+        <w:t>- Said page looked disorganized (not all centered)</w:t>
+      </w:r>
+    </w:p>
+    <w:p>
+      <w:r>
+        <w:t>-Images were random</w:t>
+      </w:r>
+    </w:p>
+    <w:p>
+      <w:r>
+        <w:t>- information tight (hard to read)</w:t>
+      </w:r>
+    </w:p>
+    <w:p>
+      <w:r>
+        <w:t xml:space="preserve"> task 3</w:t>
+      </w:r>
+    </w:p>
+    <w:p>
+      <w:r>
+        <w:t>- found process button easily</w:t>
+      </w:r>
+    </w:p>
+    <w:p>
+      <w:r>
+        <w:t>- Saw coming soon text so just said to put that in</w:t>
+      </w:r>
+    </w:p>
+    <w:p>
+      <w:r>
+        <w:t>- files didn't download so no info could be collected</w:t>
+      </w:r>
+    </w:p>
+    <w:p>
+      <w:r>
+        <w:t>- Finish filling out process page</w:t>
+      </w:r>
+    </w:p>
+    <w:p>
+      <w:r>
+        <w:t>task 4</w:t>
+      </w:r>
+    </w:p>
+    <w:p>
+      <w:r>
+        <w:t>-remembered first page that eh started on</w:t>
+      </w:r>
+    </w:p>
+    <w:p>
+      <w:r>
+        <w:t>- couldn’t find the button to get back</w:t>
+      </w:r>
+    </w:p>
+    <w:p>
+      <w:r>
+        <w:t>"First impressions</w:t>
+      </w:r>
+    </w:p>
+    <w:p>
+      <w:r>
+        <w:t>- Seems unfinished (liked team page)</w:t>
+      </w:r>
+    </w:p>
+    <w:p>
+      <w:r>
+        <w:t>- the layout was good but needs a couple tweaks and more images</w:t>
+      </w:r>
+    </w:p>
+    <w:p>
+      <w:r>
+        <w:t>- Nothing difficult of confusing</w:t>
+      </w:r>
+    </w:p>
+    <w:p>
+      <w:r>
+        <w:t>-improvements on navigation the buttons seem out of place</w:t>
+      </w:r>
+    </w:p>
+    <w:p>
+      <w:r>
+        <w:t>"Liked color choices and overall design</w:t>
+      </w:r>
+    </w:p>
+    <w:p>
+      <w:r>
+        <w:t>*Summary</w:t>
+      </w:r>
+    </w:p>
+    <w:p>
+      <w:r>
+        <w:t>The website overall is good besides a couple minor tweaks, was able to find all the buttons and navigate easy but couldn't get back to the homePage. Some of the design was unfinished or unpolished images were random, not centered and information was tight and hard to read and wanted more info on calculations. The files did not work on process page. He liked the color choice but didn’t like how the buttons were laid out, Overall, the websites good but is definitely not finished.</w:t>
       </w:r>
     </w:p>
     <w:p>
@@ -3073,6 +3042,12 @@
         </w:rPr>
         <w:t>4</w:t>
       </w:r>
+      <w:r>
+        <w:rPr>
+          <w:rFonts w:ascii="Times New Roman" w:eastAsia="Times New Roman" w:hAnsi="Times New Roman"/>
+        </w:rPr>
+        <w:t xml:space="preserve"> – (name)</w:t>
+      </w:r>
     </w:p>
     <w:p>
       <w:pPr>
@@ -3100,6 +3075,12 @@
           <w:rFonts w:ascii="Times New Roman" w:eastAsia="Times New Roman" w:hAnsi="Times New Roman"/>
         </w:rPr>
         <w:t>5</w:t>
+      </w:r>
+      <w:r>
+        <w:rPr>
+          <w:rFonts w:ascii="Times New Roman" w:eastAsia="Times New Roman" w:hAnsi="Times New Roman"/>
+        </w:rPr>
+        <w:t xml:space="preserve"> – (name)</w:t>
       </w:r>
     </w:p>
     <w:p>
@@ -3225,7 +3206,6 @@
         </w:rPr>
         <w:t xml:space="preserve">links on </w:t>
       </w:r>
-      <w:proofErr w:type="gramStart"/>
       <w:r>
         <w:rPr>
           <w:rFonts w:ascii="Times New Roman" w:eastAsia="Times New Roman" w:hAnsi="Times New Roman"/>
@@ -3238,7 +3218,6 @@
         </w:rPr>
         <w:t>(</w:t>
       </w:r>
-      <w:proofErr w:type="gramEnd"/>
       <w:r>
         <w:rPr>
           <w:rFonts w:ascii="Times New Roman" w:eastAsia="Times New Roman" w:hAnsi="Times New Roman"/>
@@ -3273,14 +3252,7 @@
         <w:rPr>
           <w:rFonts w:ascii="Times New Roman" w:eastAsia="Times New Roman" w:hAnsi="Times New Roman"/>
         </w:rPr>
-        <w:t xml:space="preserve">innovator </w:t>
-      </w:r>
-      <w:proofErr w:type="gramStart"/>
-      <w:r>
-        <w:rPr>
-          <w:rFonts w:ascii="Times New Roman" w:eastAsia="Times New Roman" w:hAnsi="Times New Roman"/>
-        </w:rPr>
-        <w:t>page</w:t>
+        <w:t>innovator page</w:t>
       </w:r>
       <w:r>
         <w:rPr>
@@ -3288,7 +3260,6 @@
         </w:rPr>
         <w:t>(</w:t>
       </w:r>
-      <w:proofErr w:type="gramEnd"/>
       <w:r>
         <w:rPr>
           <w:rFonts w:ascii="Times New Roman" w:eastAsia="Times New Roman" w:hAnsi="Times New Roman"/>
@@ -3403,7 +3374,6 @@
         </w:rPr>
         <w:t xml:space="preserve">interviewed </w:t>
       </w:r>
-      <w:proofErr w:type="gramStart"/>
       <w:r>
         <w:rPr>
           <w:rFonts w:ascii="Times New Roman" w:eastAsia="Times New Roman" w:hAnsi="Times New Roman"/>
@@ -3416,7 +3386,6 @@
         </w:rPr>
         <w:t>)...</w:t>
       </w:r>
-      <w:proofErr w:type="gramEnd"/>
     </w:p>
     <w:sectPr>
       <w:pgSz w:w="11906" w:h="16838"/>

--- a/Interview notes/Interview_Master.docx
+++ b/Interview notes/Interview_Master.docx
@@ -599,6 +599,7 @@
         <w:t xml:space="preserve">. He said he noticed the box with </w:t>
       </w:r>
       <w:bookmarkStart w:id="5" w:name="_Int_O2ITUZzw"/>
+      <w:proofErr w:type="gramStart"/>
       <w:r>
         <w:rPr>
           <w:rStyle w:val="s3"/>
@@ -607,6 +608,7 @@
         <w:t>all of</w:t>
       </w:r>
       <w:bookmarkEnd w:id="5"/>
+      <w:proofErr w:type="gramEnd"/>
       <w:r>
         <w:rPr>
           <w:rStyle w:val="s3"/>
@@ -987,7 +989,23 @@
           <w:rStyle w:val="s3"/>
           <w:rFonts w:ascii="Times New Roman" w:eastAsia="Times New Roman" w:hAnsi="Times New Roman"/>
         </w:rPr>
-        <w:t>He said not really because he didnt know much about Katherine Johnson to begin with</w:t>
+        <w:t xml:space="preserve">He said not really because he </w:t>
+      </w:r>
+      <w:proofErr w:type="spellStart"/>
+      <w:r>
+        <w:rPr>
+          <w:rStyle w:val="s3"/>
+          <w:rFonts w:ascii="Times New Roman" w:eastAsia="Times New Roman" w:hAnsi="Times New Roman"/>
+        </w:rPr>
+        <w:t>didnt</w:t>
+      </w:r>
+      <w:proofErr w:type="spellEnd"/>
+      <w:r>
+        <w:rPr>
+          <w:rStyle w:val="s3"/>
+          <w:rFonts w:ascii="Times New Roman" w:eastAsia="Times New Roman" w:hAnsi="Times New Roman"/>
+        </w:rPr>
+        <w:t xml:space="preserve"> know much about Katherine Johnson to begin with</w:t>
       </w:r>
       <w:r>
         <w:rPr>
@@ -1178,8 +1196,17 @@
           <w:rStyle w:val="s3"/>
           <w:rFonts w:ascii="Times New Roman" w:eastAsia="Times New Roman" w:hAnsi="Times New Roman"/>
         </w:rPr>
-        <w:t>He tried to download both of the files</w:t>
-      </w:r>
+        <w:t xml:space="preserve">He tried to download </w:t>
+      </w:r>
+      <w:proofErr w:type="gramStart"/>
+      <w:r>
+        <w:rPr>
+          <w:rStyle w:val="s3"/>
+          <w:rFonts w:ascii="Times New Roman" w:eastAsia="Times New Roman" w:hAnsi="Times New Roman"/>
+        </w:rPr>
+        <w:t>both of the files</w:t>
+      </w:r>
+      <w:proofErr w:type="gramEnd"/>
       <w:r>
         <w:rPr>
           <w:rStyle w:val="s3"/>
@@ -1332,7 +1359,23 @@
           <w:rStyle w:val="s3"/>
           <w:rFonts w:ascii="Times New Roman" w:eastAsia="Times New Roman" w:hAnsi="Times New Roman"/>
         </w:rPr>
-        <w:t xml:space="preserve">He said not really other than just fixing the download links that </w:t>
+        <w:t xml:space="preserve">He said </w:t>
+      </w:r>
+      <w:proofErr w:type="gramStart"/>
+      <w:r>
+        <w:rPr>
+          <w:rStyle w:val="s3"/>
+          <w:rFonts w:ascii="Times New Roman" w:eastAsia="Times New Roman" w:hAnsi="Times New Roman"/>
+        </w:rPr>
+        <w:t>not</w:t>
+      </w:r>
+      <w:proofErr w:type="gramEnd"/>
+      <w:r>
+        <w:rPr>
+          <w:rStyle w:val="s3"/>
+          <w:rFonts w:ascii="Times New Roman" w:eastAsia="Times New Roman" w:hAnsi="Times New Roman"/>
+        </w:rPr>
+        <w:t xml:space="preserve"> really other than just fixing the download links that </w:t>
       </w:r>
       <w:bookmarkStart w:id="12" w:name="_Int_FPleHFcO"/>
       <w:r>
@@ -1518,7 +1561,23 @@
           <w:rStyle w:val="s1"/>
           <w:rFonts w:ascii="Times New Roman" w:eastAsia="Times New Roman" w:hAnsi="Times New Roman"/>
         </w:rPr>
-        <w:t>Great. So I have some questions about this website in general.</w:t>
+        <w:t xml:space="preserve">Great. </w:t>
+      </w:r>
+      <w:proofErr w:type="gramStart"/>
+      <w:r>
+        <w:rPr>
+          <w:rStyle w:val="s1"/>
+          <w:rFonts w:ascii="Times New Roman" w:eastAsia="Times New Roman" w:hAnsi="Times New Roman"/>
+        </w:rPr>
+        <w:t>So</w:t>
+      </w:r>
+      <w:proofErr w:type="gramEnd"/>
+      <w:r>
+        <w:rPr>
+          <w:rStyle w:val="s1"/>
+          <w:rFonts w:ascii="Times New Roman" w:eastAsia="Times New Roman" w:hAnsi="Times New Roman"/>
+        </w:rPr>
+        <w:t xml:space="preserve"> I have some questions about this website in general.</w:t>
       </w:r>
     </w:p>
     <w:p>
@@ -1865,6 +1924,7 @@
         <w:t xml:space="preserve"> the </w:t>
       </w:r>
       <w:bookmarkStart w:id="14" w:name="_Int_DYeFBrjX"/>
+      <w:proofErr w:type="gramStart"/>
       <w:r>
         <w:rPr>
           <w:rStyle w:val="s1"/>
@@ -1873,6 +1933,7 @@
         <w:t>participant</w:t>
       </w:r>
       <w:bookmarkEnd w:id="14"/>
+      <w:proofErr w:type="gramEnd"/>
       <w:r>
         <w:rPr>
           <w:rStyle w:val="s1"/>
@@ -1977,7 +2038,23 @@
           <w:rStyle w:val="s3"/>
           <w:rFonts w:ascii="Times New Roman" w:eastAsia="Times New Roman" w:hAnsi="Times New Roman"/>
         </w:rPr>
-        <w:t xml:space="preserve">I showed him the website, and </w:t>
+        <w:t xml:space="preserve">I showed him the </w:t>
+      </w:r>
+      <w:proofErr w:type="gramStart"/>
+      <w:r>
+        <w:rPr>
+          <w:rStyle w:val="s3"/>
+          <w:rFonts w:ascii="Times New Roman" w:eastAsia="Times New Roman" w:hAnsi="Times New Roman"/>
+        </w:rPr>
+        <w:t>website, and</w:t>
+      </w:r>
+      <w:proofErr w:type="gramEnd"/>
+      <w:r>
+        <w:rPr>
+          <w:rStyle w:val="s3"/>
+          <w:rFonts w:ascii="Times New Roman" w:eastAsia="Times New Roman" w:hAnsi="Times New Roman"/>
+        </w:rPr>
+        <w:t xml:space="preserve"> </w:t>
       </w:r>
       <w:r>
         <w:rPr>
@@ -1998,7 +2075,23 @@
           <w:rStyle w:val="s3"/>
           <w:rFonts w:ascii="Times New Roman" w:eastAsia="Times New Roman" w:hAnsi="Times New Roman"/>
         </w:rPr>
-        <w:t>the website and let him look through all of the parts.</w:t>
+        <w:t xml:space="preserve">the website and let him look through </w:t>
+      </w:r>
+      <w:proofErr w:type="gramStart"/>
+      <w:r>
+        <w:rPr>
+          <w:rStyle w:val="s3"/>
+          <w:rFonts w:ascii="Times New Roman" w:eastAsia="Times New Roman" w:hAnsi="Times New Roman"/>
+        </w:rPr>
+        <w:t>all of</w:t>
+      </w:r>
+      <w:proofErr w:type="gramEnd"/>
+      <w:r>
+        <w:rPr>
+          <w:rStyle w:val="s3"/>
+          <w:rFonts w:ascii="Times New Roman" w:eastAsia="Times New Roman" w:hAnsi="Times New Roman"/>
+        </w:rPr>
+        <w:t xml:space="preserve"> the parts.</w:t>
       </w:r>
       <w:r>
         <w:rPr>
@@ -2012,7 +2105,23 @@
           <w:rStyle w:val="s3"/>
           <w:rFonts w:ascii="Times New Roman" w:eastAsia="Times New Roman" w:hAnsi="Times New Roman"/>
         </w:rPr>
-        <w:t>said we just needed to add a home button, and fix the broken inks and add a better color scheme and improve the overall UI.</w:t>
+        <w:t xml:space="preserve">said we just needed to add a home </w:t>
+      </w:r>
+      <w:proofErr w:type="gramStart"/>
+      <w:r>
+        <w:rPr>
+          <w:rStyle w:val="s3"/>
+          <w:rFonts w:ascii="Times New Roman" w:eastAsia="Times New Roman" w:hAnsi="Times New Roman"/>
+        </w:rPr>
+        <w:t>button, and</w:t>
+      </w:r>
+      <w:proofErr w:type="gramEnd"/>
+      <w:r>
+        <w:rPr>
+          <w:rStyle w:val="s3"/>
+          <w:rFonts w:ascii="Times New Roman" w:eastAsia="Times New Roman" w:hAnsi="Times New Roman"/>
+        </w:rPr>
+        <w:t xml:space="preserve"> fix the broken inks and add a better color scheme and improve the overall UI.</w:t>
       </w:r>
     </w:p>
     <w:p>
@@ -2212,6 +2321,7 @@
         </w:rPr>
         <w:t xml:space="preserve"> 2 </w:t>
       </w:r>
+      <w:proofErr w:type="gramStart"/>
       <w:r>
         <w:rPr>
           <w:rFonts w:ascii="Times New Roman" w:eastAsia="Times New Roman" w:hAnsi="Times New Roman"/>
@@ -2224,6 +2334,7 @@
         </w:rPr>
         <w:t xml:space="preserve"> Jackson</w:t>
       </w:r>
+      <w:proofErr w:type="gramEnd"/>
     </w:p>
     <w:p>
       <w:r>
@@ -2265,7 +2376,15 @@
     </w:p>
     <w:p>
       <w:r>
-        <w:t>He clicked on the team tab in the top left and saw all of our names.</w:t>
+        <w:t xml:space="preserve">He clicked on the team tab in the top left and saw </w:t>
+      </w:r>
+      <w:proofErr w:type="gramStart"/>
+      <w:r>
+        <w:t>all of</w:t>
+      </w:r>
+      <w:proofErr w:type="gramEnd"/>
+      <w:r>
+        <w:t xml:space="preserve"> our names.</w:t>
       </w:r>
     </w:p>
     <w:p>
@@ -2335,7 +2454,15 @@
     </w:p>
     <w:p>
       <w:r>
-        <w:t>Had a bit of a harder time finding what she was known for, but after skimming the biography came to the conclusion that she was a computer scientist.</w:t>
+        <w:t xml:space="preserve">Had a bit of a harder time finding what she was known for, but after skimming the biography </w:t>
+      </w:r>
+      <w:proofErr w:type="gramStart"/>
+      <w:r>
+        <w:t>came to the conclusion</w:t>
+      </w:r>
+      <w:proofErr w:type="gramEnd"/>
+      <w:r>
+        <w:t xml:space="preserve"> that she was a computer scientist.</w:t>
       </w:r>
     </w:p>
     <w:p>
@@ -2356,7 +2483,15 @@
     </w:p>
     <w:p>
       <w:r>
-        <w:t>He answered with her being a colored woman in a men’s field and she found major success in that field.</w:t>
+        <w:t xml:space="preserve">He answered with her being a </w:t>
+      </w:r>
+      <w:proofErr w:type="spellStart"/>
+      <w:r>
+        <w:t>colored</w:t>
+      </w:r>
+      <w:proofErr w:type="spellEnd"/>
+      <w:r>
+        <w:t xml:space="preserve"> woman in a men’s field and she found major success in that field.</w:t>
       </w:r>
     </w:p>
     <w:p>
@@ -2401,7 +2536,15 @@
         <w:ind w:left="360"/>
       </w:pPr>
       <w:r>
-        <w:t>He answered with saying that he recommended possibly adding more photos of the innovator along with centering the bottom text boxes better.</w:t>
+        <w:t xml:space="preserve">He answered with saying that he recommended possibly adding more photos of the innovator along with </w:t>
+      </w:r>
+      <w:proofErr w:type="spellStart"/>
+      <w:r>
+        <w:t>centering</w:t>
+      </w:r>
+      <w:proofErr w:type="spellEnd"/>
+      <w:r>
+        <w:t xml:space="preserve"> the bottom text boxes better.</w:t>
       </w:r>
     </w:p>
     <w:p>
@@ -2428,7 +2571,23 @@
     </w:p>
     <w:p>
       <w:r>
-        <w:t>He claimed that this tab was also very easy to navigate to, and also noted that he found complete project boxes with their respective links and also blank project boxes that stated they were “coming soon”.</w:t>
+        <w:t xml:space="preserve">He claimed that this tab was also very easy to navigate </w:t>
+      </w:r>
+      <w:proofErr w:type="gramStart"/>
+      <w:r>
+        <w:t>to, and</w:t>
+      </w:r>
+      <w:proofErr w:type="gramEnd"/>
+      <w:r>
+        <w:t xml:space="preserve"> also noted that he found complete project boxes with their respective links </w:t>
+      </w:r>
+      <w:proofErr w:type="gramStart"/>
+      <w:r>
+        <w:t>and also</w:t>
+      </w:r>
+      <w:proofErr w:type="gramEnd"/>
+      <w:r>
+        <w:t xml:space="preserve"> blank project boxes that stated they were “coming soon”.</w:t>
       </w:r>
     </w:p>
     <w:p/>
@@ -2540,7 +2699,15 @@
         </w:rPr>
       </w:pPr>
       <w:r>
-        <w:t>Is there anything you would suggest to improve the site’s navigation?</w:t>
+        <w:t xml:space="preserve">Is there anything you would suggest </w:t>
+      </w:r>
+      <w:proofErr w:type="gramStart"/>
+      <w:r>
+        <w:t>to improve</w:t>
+      </w:r>
+      <w:proofErr w:type="gramEnd"/>
+      <w:r>
+        <w:t xml:space="preserve"> the site’s navigation?</w:t>
       </w:r>
     </w:p>
     <w:p>
@@ -2744,7 +2911,15 @@
     </w:p>
     <w:p>
       <w:r>
-        <w:t>- Said page looked disorganized (not all centered)</w:t>
+        <w:t xml:space="preserve">- Said page looked disorganized (not all </w:t>
+      </w:r>
+      <w:proofErr w:type="spellStart"/>
+      <w:r>
+        <w:t>centered</w:t>
+      </w:r>
+      <w:proofErr w:type="spellEnd"/>
+      <w:r>
+        <w:t>)</w:t>
       </w:r>
     </w:p>
     <w:p>
@@ -2824,7 +2999,15 @@
     </w:p>
     <w:p>
       <w:r>
-        <w:t>"Liked color choices and overall design</w:t>
+        <w:t xml:space="preserve">"Liked </w:t>
+      </w:r>
+      <w:proofErr w:type="spellStart"/>
+      <w:r>
+        <w:t>color</w:t>
+      </w:r>
+      <w:proofErr w:type="spellEnd"/>
+      <w:r>
+        <w:t xml:space="preserve"> choices and overall design</w:t>
       </w:r>
     </w:p>
     <w:p>
@@ -2834,7 +3017,39 @@
     </w:p>
     <w:p>
       <w:r>
-        <w:t>The website overall is good besides a couple minor tweaks, was able to find all the buttons and navigate easy but couldn't get back to the homePage. Some of the design was unfinished or unpolished images were random, not centered and information was tight and hard to read and wanted more info on calculations. The files did not work on process page. He liked the color choice but didn’t like how the buttons were laid out, Overall, the websites good but is definitely not finished.</w:t>
+        <w:t xml:space="preserve">The website overall is good besides a couple minor tweaks, was able to find all the buttons and navigate easy but couldn't get back to the </w:t>
+      </w:r>
+      <w:proofErr w:type="spellStart"/>
+      <w:r>
+        <w:t>homePage</w:t>
+      </w:r>
+      <w:proofErr w:type="spellEnd"/>
+      <w:r>
+        <w:t xml:space="preserve">. Some of the design was unfinished or unpolished images were random, not </w:t>
+      </w:r>
+      <w:proofErr w:type="spellStart"/>
+      <w:r>
+        <w:t>centered</w:t>
+      </w:r>
+      <w:proofErr w:type="spellEnd"/>
+      <w:r>
+        <w:t xml:space="preserve"> and information was tight and hard to read and wanted more info on calculations. The files did not work on process page. He liked the </w:t>
+      </w:r>
+      <w:proofErr w:type="spellStart"/>
+      <w:r>
+        <w:t>color</w:t>
+      </w:r>
+      <w:proofErr w:type="spellEnd"/>
+      <w:r>
+        <w:t xml:space="preserve"> choice but didn’t like how the buttons were laid out, Overall, the websites good but is </w:t>
+      </w:r>
+      <w:proofErr w:type="gramStart"/>
+      <w:r>
+        <w:t>definitely not</w:t>
+      </w:r>
+      <w:proofErr w:type="gramEnd"/>
+      <w:r>
+        <w:t xml:space="preserve"> finished.</w:t>
       </w:r>
     </w:p>
     <w:p>
@@ -2922,7 +3137,15 @@
     </w:p>
     <w:p>
       <w:r>
-        <w:t>- Said page looked disorganized (not all centered)</w:t>
+        <w:t xml:space="preserve">- Said page looked disorganized (not all </w:t>
+      </w:r>
+      <w:proofErr w:type="spellStart"/>
+      <w:r>
+        <w:t>centered</w:t>
+      </w:r>
+      <w:proofErr w:type="spellEnd"/>
+      <w:r>
+        <w:t>)</w:t>
       </w:r>
     </w:p>
     <w:p>
@@ -3002,7 +3225,15 @@
     </w:p>
     <w:p>
       <w:r>
-        <w:t>"Liked color choices and overall design</w:t>
+        <w:t xml:space="preserve">"Liked </w:t>
+      </w:r>
+      <w:proofErr w:type="spellStart"/>
+      <w:r>
+        <w:t>color</w:t>
+      </w:r>
+      <w:proofErr w:type="spellEnd"/>
+      <w:r>
+        <w:t xml:space="preserve"> choices and overall design</w:t>
       </w:r>
     </w:p>
     <w:p>
@@ -3012,7 +3243,39 @@
     </w:p>
     <w:p>
       <w:r>
-        <w:t>The website overall is good besides a couple minor tweaks, was able to find all the buttons and navigate easy but couldn't get back to the homePage. Some of the design was unfinished or unpolished images were random, not centered and information was tight and hard to read and wanted more info on calculations. The files did not work on process page. He liked the color choice but didn’t like how the buttons were laid out, Overall, the websites good but is definitely not finished.</w:t>
+        <w:t xml:space="preserve">The website overall is good besides a couple minor tweaks, was able to find all the buttons and navigate easy but couldn't get back to the </w:t>
+      </w:r>
+      <w:proofErr w:type="spellStart"/>
+      <w:r>
+        <w:t>homePage</w:t>
+      </w:r>
+      <w:proofErr w:type="spellEnd"/>
+      <w:r>
+        <w:t xml:space="preserve">. Some of the design was unfinished or unpolished images were random, not </w:t>
+      </w:r>
+      <w:proofErr w:type="spellStart"/>
+      <w:r>
+        <w:t>centered</w:t>
+      </w:r>
+      <w:proofErr w:type="spellEnd"/>
+      <w:r>
+        <w:t xml:space="preserve"> and information was tight and hard to read and wanted more info on calculations. The files did not work on process page. He liked the </w:t>
+      </w:r>
+      <w:proofErr w:type="spellStart"/>
+      <w:r>
+        <w:t>color</w:t>
+      </w:r>
+      <w:proofErr w:type="spellEnd"/>
+      <w:r>
+        <w:t xml:space="preserve"> choice but didn’t like how the buttons were laid out, Overall, the websites good but is </w:t>
+      </w:r>
+      <w:proofErr w:type="gramStart"/>
+      <w:r>
+        <w:t>definitely not</w:t>
+      </w:r>
+      <w:proofErr w:type="gramEnd"/>
+      <w:r>
+        <w:t xml:space="preserve"> finished.</w:t>
       </w:r>
     </w:p>
     <w:p>
@@ -3206,6 +3469,7 @@
         </w:rPr>
         <w:t xml:space="preserve">links on </w:t>
       </w:r>
+      <w:proofErr w:type="gramStart"/>
       <w:r>
         <w:rPr>
           <w:rFonts w:ascii="Times New Roman" w:eastAsia="Times New Roman" w:hAnsi="Times New Roman"/>
@@ -3218,6 +3482,7 @@
         </w:rPr>
         <w:t>(</w:t>
       </w:r>
+      <w:proofErr w:type="gramEnd"/>
       <w:r>
         <w:rPr>
           <w:rFonts w:ascii="Times New Roman" w:eastAsia="Times New Roman" w:hAnsi="Times New Roman"/>
@@ -3252,7 +3517,14 @@
         <w:rPr>
           <w:rFonts w:ascii="Times New Roman" w:eastAsia="Times New Roman" w:hAnsi="Times New Roman"/>
         </w:rPr>
-        <w:t>innovator page</w:t>
+        <w:t xml:space="preserve">innovator </w:t>
+      </w:r>
+      <w:proofErr w:type="gramStart"/>
+      <w:r>
+        <w:rPr>
+          <w:rFonts w:ascii="Times New Roman" w:eastAsia="Times New Roman" w:hAnsi="Times New Roman"/>
+        </w:rPr>
+        <w:t>page</w:t>
       </w:r>
       <w:r>
         <w:rPr>
@@ -3260,6 +3532,7 @@
         </w:rPr>
         <w:t>(</w:t>
       </w:r>
+      <w:proofErr w:type="gramEnd"/>
       <w:r>
         <w:rPr>
           <w:rFonts w:ascii="Times New Roman" w:eastAsia="Times New Roman" w:hAnsi="Times New Roman"/>
@@ -3374,6 +3647,7 @@
         </w:rPr>
         <w:t xml:space="preserve">interviewed </w:t>
       </w:r>
+      <w:proofErr w:type="gramStart"/>
       <w:r>
         <w:rPr>
           <w:rFonts w:ascii="Times New Roman" w:eastAsia="Times New Roman" w:hAnsi="Times New Roman"/>
@@ -3385,6 +3659,68 @@
           <w:rFonts w:ascii="Times New Roman" w:eastAsia="Times New Roman" w:hAnsi="Times New Roman"/>
         </w:rPr>
         <w:t>)...</w:t>
+      </w:r>
+      <w:proofErr w:type="gramEnd"/>
+    </w:p>
+    <w:p>
+      <w:pPr>
+        <w:pStyle w:val="li1"/>
+        <w:rPr>
+          <w:rFonts w:ascii="Times New Roman" w:eastAsia="Times New Roman" w:hAnsi="Times New Roman"/>
+        </w:rPr>
+      </w:pPr>
+    </w:p>
+    <w:p>
+      <w:pPr>
+        <w:pStyle w:val="li1"/>
+        <w:rPr>
+          <w:rFonts w:ascii="Times New Roman" w:eastAsia="Times New Roman" w:hAnsi="Times New Roman"/>
+        </w:rPr>
+      </w:pPr>
+    </w:p>
+    <w:p>
+      <w:pPr>
+        <w:pStyle w:val="li1"/>
+        <w:rPr>
+          <w:rFonts w:ascii="Times New Roman" w:eastAsia="Times New Roman" w:hAnsi="Times New Roman"/>
+        </w:rPr>
+      </w:pPr>
+      <w:r>
+        <w:rPr>
+          <w:rFonts w:ascii="Times New Roman" w:eastAsia="Times New Roman" w:hAnsi="Times New Roman"/>
+        </w:rPr>
+        <w:t xml:space="preserve">Survey link: </w:t>
+      </w:r>
+      <w:hyperlink r:id="rId5" w:history="1">
+        <w:r>
+          <w:rPr>
+            <w:rStyle w:val="Hyperlink"/>
+            <w:rFonts w:ascii="Times New Roman" w:eastAsia="Times New Roman" w:hAnsi="Times New Roman"/>
+          </w:rPr>
+          <w:t>https://docs.google.com/forms/d/e/1FAIpQLSeN-SQlNPK3YIBk4Q9MSfYnBjdo4O_4C477PUpEFMdTXavLCA/viewform?usp=sharing&amp;ouid=100978917601957095743</w:t>
+        </w:r>
+      </w:hyperlink>
+    </w:p>
+    <w:p>
+      <w:pPr>
+        <w:pStyle w:val="li1"/>
+        <w:rPr>
+          <w:rFonts w:ascii="Times New Roman" w:eastAsia="Times New Roman" w:hAnsi="Times New Roman"/>
+        </w:rPr>
+      </w:pPr>
+    </w:p>
+    <w:p>
+      <w:pPr>
+        <w:pStyle w:val="li1"/>
+        <w:rPr>
+          <w:rFonts w:ascii="Times New Roman" w:eastAsia="Times New Roman" w:hAnsi="Times New Roman"/>
+        </w:rPr>
+      </w:pPr>
+      <w:r>
+        <w:rPr>
+          <w:rFonts w:ascii="Times New Roman" w:eastAsia="Times New Roman" w:hAnsi="Times New Roman"/>
+        </w:rPr>
+        <w:t>The link above is a link to the google doc and you can click edit to view the responses</w:t>
       </w:r>
     </w:p>
     <w:sectPr>
@@ -6013,6 +6349,29 @@
       <w14:ligatures w14:val="standardContextual"/>
     </w:rPr>
   </w:style>
+  <w:style w:type="character" w:styleId="Hyperlink">
+    <w:name w:val="Hyperlink"/>
+    <w:basedOn w:val="DefaultParagraphFont"/>
+    <w:uiPriority w:val="99"/>
+    <w:unhideWhenUsed/>
+    <w:rsid w:val="004D0396"/>
+    <w:rPr>
+      <w:color w:val="467886" w:themeColor="hyperlink"/>
+      <w:u w:val="single"/>
+    </w:rPr>
+  </w:style>
+  <w:style w:type="character" w:styleId="UnresolvedMention">
+    <w:name w:val="Unresolved Mention"/>
+    <w:basedOn w:val="DefaultParagraphFont"/>
+    <w:uiPriority w:val="99"/>
+    <w:semiHidden/>
+    <w:unhideWhenUsed/>
+    <w:rsid w:val="004D0396"/>
+    <w:rPr>
+      <w:color w:val="605E5C"/>
+      <w:shd w:val="clear" w:color="auto" w:fill="E1DFDD"/>
+    </w:rPr>
+  </w:style>
 </w:styles>
 </file>
 
